--- a/docs/write-up.docx
+++ b/docs/write-up.docx
@@ -36,22 +36,13 @@
           <w:b/>
           <w:bCs/>
         </w:rPr>
-        <w:t xml:space="preserve">Done during the process of making the </w:t>
-      </w:r>
-      <w:proofErr w:type="spellStart"/>
+        <w:t>Done during the process of making the db</w:t>
+      </w:r>
       <w:r>
         <w:rPr>
           <w:b/>
           <w:bCs/>
         </w:rPr>
-        <w:t>db</w:t>
-      </w:r>
-      <w:proofErr w:type="spellEnd"/>
-      <w:r>
-        <w:rPr>
-          <w:b/>
-          <w:bCs/>
-        </w:rPr>
         <w:t>)</w:t>
       </w:r>
     </w:p>
@@ -62,13 +53,8 @@
       <w:r>
         <w:t xml:space="preserve">and </w:t>
       </w:r>
-      <w:proofErr w:type="spellStart"/>
-      <w:r>
-        <w:t>gene_panel_matrix</w:t>
-      </w:r>
-      <w:proofErr w:type="spellEnd"/>
-      <w:r>
-        <w:t xml:space="preserve"> data</w:t>
+      <w:r>
+        <w:t>gene_panel_matrix data</w:t>
       </w:r>
       <w:r>
         <w:t xml:space="preserve"> along with the meta data were excluded from the </w:t>
@@ -77,196 +63,142 @@
         <w:t>database</w:t>
       </w:r>
       <w:r>
+        <w:t xml:space="preserve">. </w:t>
+      </w:r>
+      <w:r>
+        <w:t xml:space="preserve">The </w:t>
+      </w:r>
+      <w:r>
+        <w:t xml:space="preserve">patient ID mapping </w:t>
+      </w:r>
+      <w:r>
+        <w:t xml:space="preserve">table that was given to us </w:t>
+      </w:r>
+      <w:r>
+        <w:t xml:space="preserve">only </w:t>
+      </w:r>
+      <w:r>
+        <w:t xml:space="preserve">contained some samples which had an alternate ID. </w:t>
+      </w:r>
+      <w:r>
+        <w:t xml:space="preserve">This </w:t>
+      </w:r>
+      <w:r>
+        <w:t xml:space="preserve">was </w:t>
+      </w:r>
+      <w:r>
+        <w:t xml:space="preserve">included in the database as a separate table </w:t>
+      </w:r>
+      <w:r>
+        <w:t>if</w:t>
+      </w:r>
+      <w:r>
+        <w:t xml:space="preserve"> the p</w:t>
+      </w:r>
+      <w:r>
+        <w:t xml:space="preserve">atients need to be mapped to a separate </w:t>
+      </w:r>
+      <w:r>
+        <w:t>database</w:t>
+      </w:r>
+      <w:r>
+        <w:t xml:space="preserve"> or</w:t>
+      </w:r>
+      <w:r>
+        <w:t xml:space="preserve"> </w:t>
+      </w:r>
+      <w:r>
+        <w:t>back to the original datab</w:t>
+      </w:r>
+      <w:r>
+        <w:t>a</w:t>
+      </w:r>
+      <w:r>
+        <w:t>se</w:t>
+      </w:r>
+      <w:r>
         <w:t>.</w:t>
       </w:r>
+    </w:p>
+    <w:p/>
+    <w:p>
+      <w:r>
+        <w:t>The “Sample”</w:t>
+      </w:r>
+      <w:r>
+        <w:t xml:space="preserve"> and “Patient”</w:t>
+      </w:r>
+      <w:r>
+        <w:t xml:space="preserve"> table</w:t>
+      </w:r>
+      <w:r>
+        <w:t>s</w:t>
+      </w:r>
+      <w:r>
+        <w:t xml:space="preserve"> ha</w:t>
+      </w:r>
+      <w:r>
+        <w:t>v</w:t>
+      </w:r>
+      <w:r>
+        <w:t>e additional</w:t>
+      </w:r>
+      <w:r>
+        <w:t xml:space="preserve"> parent tables to reduce the amount of red</w:t>
+      </w:r>
+      <w:r>
+        <w:t>unda</w:t>
+      </w:r>
+      <w:r>
+        <w:t xml:space="preserve">nt information that is stored. </w:t>
+      </w:r>
+      <w:r>
+        <w:t xml:space="preserve">Some values were not </w:t>
+      </w:r>
+      <w:r>
+        <w:t>recorded in the datab</w:t>
+      </w:r>
+      <w:r>
+        <w:t>a</w:t>
+      </w:r>
+      <w:r>
+        <w:t xml:space="preserve">se that were present in </w:t>
+      </w:r>
+      <w:r>
+        <w:t xml:space="preserve">the clinical file given. </w:t>
+      </w:r>
+      <w:r>
+        <w:t xml:space="preserve">This was either because the </w:t>
+      </w:r>
+      <w:r>
+        <w:t xml:space="preserve">data encoded was incomplete for most of the samples, </w:t>
+      </w:r>
+      <w:r>
+        <w:t xml:space="preserve">the </w:t>
+      </w:r>
+      <w:r>
+        <w:t xml:space="preserve">data was </w:t>
+      </w:r>
+      <w:r>
+        <w:t>redundant or</w:t>
+      </w:r>
       <w:r>
         <w:t xml:space="preserve"> </w:t>
       </w:r>
       <w:r>
-        <w:t xml:space="preserve">The </w:t>
-      </w:r>
-      <w:r>
-        <w:t>Patient</w:t>
-      </w:r>
-      <w:r>
-        <w:t xml:space="preserve"> table </w:t>
-      </w:r>
-      <w:r>
-        <w:t>has</w:t>
-      </w:r>
-      <w:r>
-        <w:t xml:space="preserve"> 3 parent tables, in which</w:t>
-      </w:r>
-      <w:r>
-        <w:t xml:space="preserve"> potential alternate ids, </w:t>
-      </w:r>
-      <w:r>
-        <w:t xml:space="preserve">treatment information, and racial information are stored. </w:t>
-      </w:r>
-      <w:r>
-        <w:t xml:space="preserve">The </w:t>
-      </w:r>
-      <w:r>
-        <w:t xml:space="preserve">patient ID mapping </w:t>
-      </w:r>
-      <w:r>
-        <w:t xml:space="preserve">table that was given to us </w:t>
-      </w:r>
-      <w:r>
-        <w:t xml:space="preserve">only </w:t>
-      </w:r>
-      <w:r>
-        <w:t xml:space="preserve">contained some samples which had an alternate ID. </w:t>
-      </w:r>
-      <w:r>
-        <w:t xml:space="preserve">This </w:t>
-      </w:r>
-      <w:r>
-        <w:t xml:space="preserve">was </w:t>
-      </w:r>
-      <w:r>
-        <w:t xml:space="preserve">included in the database as a separate table </w:t>
-      </w:r>
-      <w:proofErr w:type="gramStart"/>
-      <w:r>
-        <w:t xml:space="preserve">in the event </w:t>
-      </w:r>
-      <w:r>
-        <w:t>that</w:t>
-      </w:r>
-      <w:proofErr w:type="gramEnd"/>
-      <w:r>
-        <w:t xml:space="preserve"> the p</w:t>
-      </w:r>
-      <w:r>
-        <w:t>atients need to be mapped to a separate or back to the original datab</w:t>
+        <w:t>was not important for the purpose of the datab</w:t>
       </w:r>
       <w:r>
         <w:t>a</w:t>
       </w:r>
       <w:r>
-        <w:t>se.</w:t>
-      </w:r>
-    </w:p>
-    <w:p>
-      <w:r>
-        <w:t>Columns dropped and rationale:</w:t>
-      </w:r>
-    </w:p>
-    <w:p>
-      <w:pPr>
-        <w:pStyle w:val="ListParagraph"/>
-        <w:numPr>
-          <w:ilvl w:val="0"/>
-          <w:numId w:val="2"/>
-        </w:numPr>
-      </w:pPr>
-      <w:r>
-        <w:t xml:space="preserve">PSA - </w:t>
-      </w:r>
-      <w:r>
-        <w:t>Prostate-specific antigen (ng/ml)</w:t>
-      </w:r>
-      <w:r>
-        <w:t xml:space="preserve">. </w:t>
-      </w:r>
-    </w:p>
-    <w:p>
-      <w:pPr>
-        <w:pStyle w:val="ListParagraph"/>
-        <w:numPr>
-          <w:ilvl w:val="1"/>
-          <w:numId w:val="2"/>
-        </w:numPr>
-      </w:pPr>
-      <w:r>
-        <w:t>Data inconsistency in how this was presented</w:t>
-      </w:r>
-      <w:r>
-        <w:t xml:space="preserve"> (some </w:t>
-      </w:r>
-      <w:r>
-        <w:t>absolute</w:t>
-      </w:r>
-      <w:r>
-        <w:t xml:space="preserve"> counts and some</w:t>
-      </w:r>
-      <w:r>
-        <w:t xml:space="preserve"> qualitative counts (such as &gt;2000)</w:t>
-      </w:r>
-      <w:r>
-        <w:t>)</w:t>
-      </w:r>
-      <w:r>
-        <w:t>.</w:t>
-      </w:r>
-    </w:p>
-    <w:p/>
-    <w:p>
-      <w:r>
-        <w:t>The “Sample” table</w:t>
-      </w:r>
-      <w:r>
-        <w:t xml:space="preserve"> ha</w:t>
-      </w:r>
-      <w:r>
-        <w:t>s parent tables to reduce the amount of red</w:t>
-      </w:r>
-      <w:r>
-        <w:t>unda</w:t>
-      </w:r>
-      <w:r>
-        <w:t xml:space="preserve">nt information that is stored. </w:t>
-      </w:r>
-      <w:r>
-        <w:t xml:space="preserve">Some values were not </w:t>
-      </w:r>
-      <w:r>
-        <w:t>recorded in the datab</w:t>
-      </w:r>
-      <w:r>
-        <w:t>a</w:t>
-      </w:r>
-      <w:r>
-        <w:t xml:space="preserve">se that were present in </w:t>
-      </w:r>
-      <w:r>
-        <w:t xml:space="preserve">the clinical file given. </w:t>
-      </w:r>
-      <w:r>
-        <w:t xml:space="preserve">This was either because the </w:t>
-      </w:r>
-      <w:r>
-        <w:t xml:space="preserve">data encoded was incomplete for most of the samples, </w:t>
-      </w:r>
-      <w:r>
-        <w:t xml:space="preserve">the </w:t>
-      </w:r>
-      <w:r>
-        <w:t xml:space="preserve">data was </w:t>
-      </w:r>
-      <w:proofErr w:type="gramStart"/>
-      <w:r>
-        <w:t>redundant</w:t>
-      </w:r>
-      <w:r>
-        <w:t xml:space="preserve">, </w:t>
-      </w:r>
-      <w:r>
-        <w:t>or</w:t>
-      </w:r>
-      <w:proofErr w:type="gramEnd"/>
-      <w:r>
-        <w:t xml:space="preserve"> </w:t>
-      </w:r>
-      <w:r>
-        <w:t>was not important for the purpose of the datab</w:t>
-      </w:r>
-      <w:r>
-        <w:t>a</w:t>
-      </w:r>
-      <w:r>
-        <w:t xml:space="preserve">se, which we built with </w:t>
+        <w:t xml:space="preserve">se, which </w:t>
+      </w:r>
+      <w:r>
+        <w:t>was</w:t>
+      </w:r>
+      <w:r>
+        <w:t xml:space="preserve"> built with </w:t>
       </w:r>
       <w:r>
         <w:t xml:space="preserve">genomic information in mind. </w:t>
@@ -424,15 +356,7 @@
         <w:t xml:space="preserve">/variant were kept. </w:t>
       </w:r>
       <w:r>
-        <w:t xml:space="preserve">The </w:t>
-      </w:r>
-      <w:proofErr w:type="spellStart"/>
-      <w:r>
-        <w:t>dbSNPs</w:t>
-      </w:r>
-      <w:proofErr w:type="spellEnd"/>
-      <w:r>
-        <w:t xml:space="preserve"> </w:t>
+        <w:t xml:space="preserve">The dbSNPs </w:t>
       </w:r>
       <w:r>
         <w:t xml:space="preserve">were not </w:t>
@@ -467,24 +391,11 @@
       <w:r>
         <w:t xml:space="preserve">old </w:t>
       </w:r>
-      <w:proofErr w:type="spellStart"/>
-      <w:r>
-        <w:t>rsID</w:t>
-      </w:r>
-      <w:proofErr w:type="spellEnd"/>
-      <w:r>
-        <w:t xml:space="preserve"> would still redirect to the </w:t>
-      </w:r>
-      <w:r>
-        <w:t xml:space="preserve">updated </w:t>
-      </w:r>
-      <w:proofErr w:type="spellStart"/>
-      <w:r>
-        <w:t>rsID</w:t>
-      </w:r>
-      <w:proofErr w:type="spellEnd"/>
-      <w:r>
-        <w:t xml:space="preserve">. </w:t>
+      <w:r>
+        <w:t xml:space="preserve">rsID would still redirect to the </w:t>
+      </w:r>
+      <w:r>
+        <w:t xml:space="preserve">updated rsID. </w:t>
       </w:r>
     </w:p>
     <w:p>
@@ -501,7 +412,6 @@
         </w:numPr>
       </w:pPr>
       <w:r>
-        <w:lastRenderedPageBreak/>
         <w:t>Hotspot – no hotspots were identified</w:t>
       </w:r>
     </w:p>
@@ -514,31 +424,10 @@
         </w:numPr>
       </w:pPr>
       <w:r>
-        <w:t xml:space="preserve">Tag, </w:t>
-      </w:r>
-      <w:proofErr w:type="spellStart"/>
-      <w:r>
-        <w:t>n_ref</w:t>
-      </w:r>
-      <w:proofErr w:type="spellEnd"/>
-      <w:r>
-        <w:t xml:space="preserve">, </w:t>
-      </w:r>
-      <w:proofErr w:type="spellStart"/>
-      <w:r>
-        <w:t>n_alt</w:t>
-      </w:r>
-      <w:proofErr w:type="spellEnd"/>
-      <w:r>
-        <w:t xml:space="preserve">, </w:t>
-      </w:r>
-      <w:proofErr w:type="spellStart"/>
-      <w:r>
-        <w:t>validation_status</w:t>
-      </w:r>
-      <w:proofErr w:type="spellEnd"/>
-      <w:r>
-        <w:t xml:space="preserve">, </w:t>
+        <w:t xml:space="preserve">Tag, n_ref, n_alt, </w:t>
+      </w:r>
+      <w:r>
+        <w:t xml:space="preserve">validation_status, </w:t>
       </w:r>
       <w:r>
         <w:t>SCORE, BAM_FILE</w:t>
@@ -563,23 +452,8 @@
         </w:numPr>
       </w:pPr>
       <w:r>
-        <w:t xml:space="preserve">MAF file – </w:t>
-      </w:r>
-      <w:proofErr w:type="spellStart"/>
-      <w:r>
-        <w:t>dbSNPids</w:t>
-      </w:r>
-      <w:proofErr w:type="spellEnd"/>
-      <w:r>
-        <w:t xml:space="preserve"> sometimes have multiple </w:t>
-      </w:r>
-      <w:proofErr w:type="spellStart"/>
-      <w:r>
-        <w:t>rsID</w:t>
-      </w:r>
-      <w:proofErr w:type="spellEnd"/>
-      <w:r>
-        <w:t xml:space="preserve"> accession numbers. </w:t>
+        <w:lastRenderedPageBreak/>
+        <w:t xml:space="preserve">MAF file – dbSNPids sometimes have multiple rsID accession numbers. </w:t>
       </w:r>
     </w:p>
     <w:p>
@@ -612,16 +486,11 @@
         <w:t xml:space="preserve">I’m assuming that </w:t>
       </w:r>
       <w:r>
-        <w:t xml:space="preserve">all the </w:t>
-      </w:r>
-      <w:proofErr w:type="spellStart"/>
-      <w:r>
-        <w:t>rsID</w:t>
+        <w:t>all the rsID</w:t>
       </w:r>
       <w:r>
         <w:t>s</w:t>
       </w:r>
-      <w:proofErr w:type="spellEnd"/>
       <w:r>
         <w:t xml:space="preserve"> refer to the same </w:t>
       </w:r>
@@ -676,15 +545,7 @@
         </w:numPr>
       </w:pPr>
       <w:r>
-        <w:t xml:space="preserve">If a gene is not in the </w:t>
-      </w:r>
-      <w:proofErr w:type="spellStart"/>
-      <w:r>
-        <w:t>geneInfo</w:t>
-      </w:r>
-      <w:proofErr w:type="spellEnd"/>
-      <w:r>
-        <w:t xml:space="preserve"> </w:t>
+        <w:t xml:space="preserve">If a gene is not in the geneInfo </w:t>
       </w:r>
       <w:r>
         <w:t xml:space="preserve">table, </w:t>
@@ -698,11 +559,9 @@
       <w:r>
         <w:t xml:space="preserve">(0) </w:t>
       </w:r>
-      <w:proofErr w:type="spellStart"/>
       <w:r>
         <w:t>entrezID</w:t>
       </w:r>
-      <w:proofErr w:type="spellEnd"/>
       <w:r>
         <w:t xml:space="preserve">. </w:t>
       </w:r>
@@ -716,15 +575,7 @@
         </w:numPr>
       </w:pPr>
       <w:r>
-        <w:t xml:space="preserve">The blank </w:t>
-      </w:r>
-      <w:proofErr w:type="spellStart"/>
-      <w:r>
-        <w:t>entrezID</w:t>
-      </w:r>
-      <w:proofErr w:type="spellEnd"/>
-      <w:r>
-        <w:t xml:space="preserve"> could be updated later </w:t>
+        <w:t xml:space="preserve">The blank entrezID could be updated later </w:t>
       </w:r>
       <w:r>
         <w:t>if one desires.</w:t>
@@ -737,12 +588,40 @@
       </w:r>
     </w:p>
     <w:p>
-      <w:r>
+      <w:pPr>
+        <w:jc w:val="center"/>
+        <w:rPr>
+          <w:b/>
+        </w:rPr>
+      </w:pPr>
+      <w:r>
+        <w:rPr>
+          <w:b/>
+        </w:rPr>
+        <w:lastRenderedPageBreak/>
+        <w:t>AC</w:t>
+      </w:r>
+      <w:r>
+        <w:rPr>
+          <w:b/>
+        </w:rPr>
+        <w:t>TUAL PROJECT</w:t>
+      </w:r>
+    </w:p>
+    <w:p>
+      <w:pPr>
         <w:rPr>
           <w:b/>
           <w:bCs/>
         </w:rPr>
-        <w:lastRenderedPageBreak/>
+      </w:pPr>
+    </w:p>
+    <w:p>
+      <w:r>
+        <w:rPr>
+          <w:b/>
+          <w:bCs/>
+        </w:rPr>
         <w:t xml:space="preserve">Project </w:t>
       </w:r>
       <w:r>
@@ -779,16 +658,135 @@
       </w:r>
     </w:p>
     <w:p>
-      <w:r>
-        <w:t xml:space="preserve">The goal of the database is to be used to look at “interesting” mutations and genomic events from a </w:t>
-      </w:r>
-      <w:proofErr w:type="spellStart"/>
+      <w:pPr>
+        <w:ind w:left="360"/>
+      </w:pPr>
+    </w:p>
+    <w:p>
+      <w:r>
+        <w:t xml:space="preserve">This project was </w:t>
+      </w:r>
+      <w:r>
+        <w:t>completed as the final project</w:t>
+      </w:r>
+      <w:r>
+        <w:t xml:space="preserve"> of the database class</w:t>
+      </w:r>
+      <w:r>
+        <w:t xml:space="preserve"> (</w:t>
+      </w:r>
+      <w:r>
+        <w:t>BINF-6970</w:t>
+      </w:r>
+      <w:r>
+        <w:t>)</w:t>
+      </w:r>
+      <w:r>
+        <w:t xml:space="preserve"> at Georgetown University, designed to give experience with </w:t>
+      </w:r>
+      <w:r>
+        <w:t xml:space="preserve">data </w:t>
+      </w:r>
+      <w:r>
+        <w:t>cleaning</w:t>
+      </w:r>
+      <w:r>
+        <w:t xml:space="preserve">, formatting, </w:t>
+      </w:r>
+      <w:r>
+        <w:t xml:space="preserve">and </w:t>
+      </w:r>
+      <w:r>
+        <w:t>creation of an SQL datab</w:t>
+      </w:r>
+      <w:r>
+        <w:t>a</w:t>
+      </w:r>
+      <w:r>
+        <w:t>se.</w:t>
+      </w:r>
+      <w:r>
+        <w:t xml:space="preserve"> </w:t>
+      </w:r>
+      <w:r>
+        <w:t xml:space="preserve">The goal of the database is to be used to look at “interesting” mutations and genomic events from </w:t>
+      </w:r>
+      <w:r>
+        <w:t xml:space="preserve">a metastatic prostate adenocarcinoma </w:t>
+      </w:r>
       <w:r>
         <w:t>cBioPortal</w:t>
       </w:r>
-      <w:proofErr w:type="spellEnd"/>
-      <w:r>
-        <w:t xml:space="preserve"> study. </w:t>
+      <w:r>
+        <w:t xml:space="preserve">, </w:t>
+      </w:r>
+      <w:r>
+        <w:t>conducted</w:t>
+      </w:r>
+      <w:r>
+        <w:t xml:space="preserve"> by the Prostate Cancer Foundation (PMID:</w:t>
+      </w:r>
+      <w:r>
+        <w:t xml:space="preserve"> </w:t>
+      </w:r>
+      <w:r>
+        <w:t>31061129</w:t>
+      </w:r>
+      <w:r>
+        <w:t>)</w:t>
+      </w:r>
+      <w:r>
+        <w:t xml:space="preserve">. </w:t>
+      </w:r>
+    </w:p>
+    <w:p>
+      <w:r>
+        <w:t>The final datab</w:t>
+      </w:r>
+      <w:r>
+        <w:t>a</w:t>
+      </w:r>
+      <w:r>
+        <w:t xml:space="preserve">se contains </w:t>
+      </w:r>
+      <w:r>
+        <w:t xml:space="preserve">cleaned clinical data about the </w:t>
+      </w:r>
+      <w:r>
+        <w:t>429</w:t>
+      </w:r>
+      <w:r>
+        <w:t xml:space="preserve"> patients and </w:t>
+      </w:r>
+      <w:r>
+        <w:t>444</w:t>
+      </w:r>
+      <w:r>
+        <w:t xml:space="preserve"> samples</w:t>
+      </w:r>
+      <w:r>
+        <w:t xml:space="preserve">, along with </w:t>
+      </w:r>
+      <w:r>
+        <w:t>sample expression</w:t>
+      </w:r>
+      <w:r>
+        <w:t xml:space="preserve">, </w:t>
+      </w:r>
+      <w:r>
+        <w:t>mutation</w:t>
+      </w:r>
+      <w:r>
+        <w:t xml:space="preserve">, and </w:t>
+      </w:r>
+      <w:r>
+        <w:t>copy number alteration</w:t>
+      </w:r>
+      <w:r>
+        <w:t xml:space="preserve"> </w:t>
+      </w:r>
+      <w:r>
+        <w:t xml:space="preserve">data. </w:t>
       </w:r>
     </w:p>
     <w:p/>
@@ -833,14 +831,12 @@
         <w:t xml:space="preserve">study in </w:t>
       </w:r>
       <w:hyperlink r:id="rId5" w:history="1">
-        <w:proofErr w:type="spellStart"/>
         <w:r>
           <w:rPr>
             <w:rStyle w:val="Hyperlink"/>
           </w:rPr>
           <w:t>cBioPortal</w:t>
         </w:r>
-        <w:proofErr w:type="spellEnd"/>
       </w:hyperlink>
       <w:r>
         <w:t xml:space="preserve">, </w:t>
@@ -968,6 +964,13 @@
         </w:rPr>
         <w:t>leaning</w:t>
       </w:r>
+      <w:r>
+        <w:rPr>
+          <w:b/>
+          <w:bCs/>
+        </w:rPr>
+        <w:t xml:space="preserve"> decisions</w:t>
+      </w:r>
     </w:p>
     <w:p>
       <w:r>
@@ -1054,11 +1057,9 @@
           <w:numId w:val="1"/>
         </w:numPr>
       </w:pPr>
-      <w:proofErr w:type="spellStart"/>
       <w:r>
         <w:t>data_clinical_patient</w:t>
       </w:r>
-      <w:proofErr w:type="spellEnd"/>
     </w:p>
     <w:p>
       <w:pPr>
@@ -1069,7 +1070,23 @@
         </w:numPr>
       </w:pPr>
       <w:r>
-        <w:t xml:space="preserve">PSA – Dropped because of the inconsistency of reported data. </w:t>
+        <w:lastRenderedPageBreak/>
+        <w:t xml:space="preserve">PSA </w:t>
+      </w:r>
+      <w:r>
+        <w:t>(prostate</w:t>
+      </w:r>
+      <w:r>
+        <w:t>-</w:t>
+      </w:r>
+      <w:r>
+        <w:t>specific antigen)</w:t>
+      </w:r>
+      <w:r>
+        <w:t xml:space="preserve"> </w:t>
+      </w:r>
+      <w:r>
+        <w:t xml:space="preserve">– Dropped because of the inconsistency of reported data. </w:t>
       </w:r>
       <w:r>
         <w:t xml:space="preserve">Some </w:t>
@@ -1110,11 +1127,9 @@
           <w:numId w:val="1"/>
         </w:numPr>
       </w:pPr>
-      <w:proofErr w:type="spellStart"/>
       <w:r>
         <w:t>data_clinical_sample</w:t>
       </w:r>
-      <w:proofErr w:type="spellEnd"/>
     </w:p>
     <w:p>
       <w:pPr>
@@ -1175,6 +1190,9 @@
       <w:r>
         <w:t>se need to account for another cancer type</w:t>
       </w:r>
+      <w:r>
+        <w:t xml:space="preserve"> </w:t>
+      </w:r>
     </w:p>
     <w:p>
       <w:pPr>
@@ -1224,11 +1242,9 @@
           <w:numId w:val="1"/>
         </w:numPr>
       </w:pPr>
-      <w:proofErr w:type="spellStart"/>
       <w:r>
         <w:t>data_clincial_patient</w:t>
       </w:r>
-      <w:proofErr w:type="spellEnd"/>
     </w:p>
     <w:p>
       <w:pPr>
@@ -1242,23 +1258,7 @@
         <w:t xml:space="preserve">NULL values were present for </w:t>
       </w:r>
       <w:r>
-        <w:t xml:space="preserve">both </w:t>
-      </w:r>
-      <w:proofErr w:type="spellStart"/>
-      <w:r>
-        <w:t>survivalStatus</w:t>
-      </w:r>
-      <w:proofErr w:type="spellEnd"/>
-      <w:r>
-        <w:t xml:space="preserve"> and </w:t>
-      </w:r>
-      <w:proofErr w:type="spellStart"/>
-      <w:r>
-        <w:t>overallSurvival</w:t>
-      </w:r>
-      <w:proofErr w:type="spellEnd"/>
-      <w:r>
-        <w:t xml:space="preserve">. </w:t>
+        <w:t xml:space="preserve">both survivalStatus and overallSurvival. </w:t>
       </w:r>
       <w:r>
         <w:t xml:space="preserve">The database </w:t>
@@ -1308,16 +1308,23 @@
           <w:numId w:val="1"/>
         </w:numPr>
       </w:pPr>
-      <w:proofErr w:type="spellStart"/>
-      <w:r>
-        <w:t>DiagnosisAge</w:t>
-      </w:r>
-      <w:proofErr w:type="spellEnd"/>
-      <w:r>
-        <w:t xml:space="preserve"> also </w:t>
-      </w:r>
-      <w:r>
-        <w:t xml:space="preserve">accepts NULL values. </w:t>
+      <w:r>
+        <w:t xml:space="preserve">DiagnosisAge also </w:t>
+      </w:r>
+      <w:r>
+        <w:t xml:space="preserve">accepts NULL </w:t>
+      </w:r>
+      <w:r>
+        <w:t xml:space="preserve">as not </w:t>
+      </w:r>
+      <w:r>
+        <w:t xml:space="preserve">all patients </w:t>
+      </w:r>
+      <w:r>
+        <w:t>reported a diagnosis age</w:t>
+      </w:r>
+      <w:r>
+        <w:t>.</w:t>
       </w:r>
     </w:p>
     <w:p>
@@ -1328,13 +1335,8 @@
           <w:numId w:val="1"/>
         </w:numPr>
       </w:pPr>
-      <w:proofErr w:type="spellStart"/>
-      <w:r>
-        <w:t>SurvivalStatus</w:t>
-      </w:r>
-      <w:proofErr w:type="spellEnd"/>
-      <w:r>
-        <w:t xml:space="preserve"> of 0 corresponds to a “LIVING” status </w:t>
+      <w:r>
+        <w:t xml:space="preserve">SurvivalStatus of 0 corresponds to a “LIVING” status </w:t>
       </w:r>
       <w:r>
         <w:t>of the patient.</w:t>
@@ -1373,40 +1375,16 @@
         </w:numPr>
       </w:pPr>
       <w:r>
-        <w:t xml:space="preserve">Some entries had multiple </w:t>
-      </w:r>
-      <w:proofErr w:type="spellStart"/>
-      <w:r>
-        <w:t>rsIDs</w:t>
-      </w:r>
-      <w:proofErr w:type="spellEnd"/>
-      <w:r>
-        <w:t xml:space="preserve"> recorded. </w:t>
+        <w:t xml:space="preserve">Some entries had multiple rsIDs recorded. </w:t>
       </w:r>
       <w:r>
         <w:t xml:space="preserve">In these events, </w:t>
       </w:r>
       <w:r>
-        <w:t xml:space="preserve">I take only the first </w:t>
-      </w:r>
-      <w:proofErr w:type="spellStart"/>
-      <w:r>
-        <w:t>rsID</w:t>
-      </w:r>
-      <w:proofErr w:type="spellEnd"/>
-      <w:r>
-        <w:t xml:space="preserve">. </w:t>
-      </w:r>
-      <w:r>
-        <w:t xml:space="preserve">I assumed that all the </w:t>
-      </w:r>
-      <w:proofErr w:type="spellStart"/>
-      <w:r>
-        <w:t>rsIDs</w:t>
-      </w:r>
-      <w:proofErr w:type="spellEnd"/>
-      <w:r>
-        <w:t xml:space="preserve"> refer to the same genomic event, and that some are either outdated, deprecated, or have since been merged. </w:t>
+        <w:t xml:space="preserve">I take only the first rsID. </w:t>
+      </w:r>
+      <w:r>
+        <w:t xml:space="preserve">I assumed that all the rsIDs refer to the same genomic event, and that some are either outdated, deprecated, or have since been merged. </w:t>
       </w:r>
     </w:p>
     <w:p>
@@ -1470,6 +1448,13 @@
         </w:rPr>
         <w:t>Database design</w:t>
       </w:r>
+      <w:r>
+        <w:rPr>
+          <w:b/>
+          <w:bCs/>
+        </w:rPr>
+        <w:t xml:space="preserve"> decisions</w:t>
+      </w:r>
     </w:p>
     <w:p>
       <w:r>
@@ -1541,6 +1526,7 @@
     </w:p>
     <w:p>
       <w:r>
+        <w:lastRenderedPageBreak/>
         <w:t xml:space="preserve">The reference </w:t>
       </w:r>
       <w:r>
@@ -1641,7 +1627,13 @@
         <w:t xml:space="preserve">OVERALL SURVIVAL WAS </w:t>
       </w:r>
       <w:r>
-        <w:t>RECORDED AS THE WRONG DATATYPE</w:t>
+        <w:t>RECORDED AS THE WRONG DATA</w:t>
+      </w:r>
+      <w:r>
+        <w:t xml:space="preserve"> </w:t>
+      </w:r>
+      <w:r>
+        <w:t>TYPE</w:t>
       </w:r>
     </w:p>
     <w:p>
@@ -1668,25 +1660,56 @@
       </w:pPr>
     </w:p>
     <w:p>
-      <w:r>
+      <w:pPr>
         <w:rPr>
           <w:b/>
           <w:bCs/>
         </w:rPr>
-        <w:t xml:space="preserve">Creating SQL </w:t>
-      </w:r>
+      </w:pPr>
       <w:r>
         <w:rPr>
           <w:b/>
           <w:bCs/>
         </w:rPr>
-        <w:t>s</w:t>
-      </w:r>
-      <w:r>
+        <w:t>Data Dictionary</w:t>
+      </w:r>
+    </w:p>
+    <w:p>
+      <w:pPr>
         <w:rPr>
           <w:b/>
           <w:bCs/>
         </w:rPr>
+      </w:pPr>
+    </w:p>
+    <w:p>
+      <w:pPr>
+        <w:rPr>
+          <w:b/>
+          <w:bCs/>
+        </w:rPr>
+      </w:pPr>
+    </w:p>
+    <w:p>
+      <w:r>
+        <w:rPr>
+          <w:b/>
+          <w:bCs/>
+        </w:rPr>
+        <w:t xml:space="preserve">Creating SQL </w:t>
+      </w:r>
+      <w:r>
+        <w:rPr>
+          <w:b/>
+          <w:bCs/>
+        </w:rPr>
+        <w:t>s</w:t>
+      </w:r>
+      <w:r>
+        <w:rPr>
+          <w:b/>
+          <w:bCs/>
+        </w:rPr>
         <w:t>cripts</w:t>
       </w:r>
     </w:p>
@@ -1701,14 +1724,12 @@
         <w:t xml:space="preserve">SU2C data from </w:t>
       </w:r>
       <w:hyperlink r:id="rId7" w:history="1">
-        <w:proofErr w:type="spellStart"/>
         <w:r>
           <w:rPr>
             <w:rStyle w:val="Hyperlink"/>
           </w:rPr>
           <w:t>cBioPortal</w:t>
         </w:r>
-        <w:proofErr w:type="spellEnd"/>
       </w:hyperlink>
       <w:r>
         <w:t>,</w:t>
@@ -1811,58 +1832,142 @@
         <w:t xml:space="preserve">se. </w:t>
       </w:r>
       <w:r>
-        <w:t xml:space="preserve">The </w:t>
-      </w:r>
-      <w:proofErr w:type="spellStart"/>
-      <w:r>
-        <w:t>mRNA_capture</w:t>
-      </w:r>
-      <w:proofErr w:type="spellEnd"/>
-      <w:r>
-        <w:t xml:space="preserve"> and </w:t>
-      </w:r>
-      <w:proofErr w:type="spellStart"/>
-      <w:r>
-        <w:t>mRNA_polyA</w:t>
-      </w:r>
-      <w:proofErr w:type="spellEnd"/>
+        <w:t xml:space="preserve">The mRNA_capture and mRNA_polyA </w:t>
+      </w:r>
+      <w:r>
+        <w:t xml:space="preserve">fpkm </w:t>
+      </w:r>
+      <w:r>
+        <w:t xml:space="preserve">data are processed in the same script </w:t>
+      </w:r>
+      <w:r>
+        <w:t xml:space="preserve">since both follow the same </w:t>
+      </w:r>
+      <w:r>
+        <w:t xml:space="preserve">logic and schema. </w:t>
+      </w:r>
+      <w:r>
+        <w:t xml:space="preserve">Two </w:t>
+      </w:r>
+      <w:r>
+        <w:t>SQL</w:t>
+      </w:r>
+      <w:r>
+        <w:t xml:space="preserve"> scripts </w:t>
+      </w:r>
+      <w:r>
+        <w:t xml:space="preserve">will be </w:t>
+      </w:r>
+      <w:r>
+        <w:t>generated from the one Python generator script.</w:t>
+      </w:r>
       <w:r>
         <w:t xml:space="preserve"> </w:t>
       </w:r>
-      <w:proofErr w:type="spellStart"/>
-      <w:r>
-        <w:t>fpkm</w:t>
-      </w:r>
-      <w:proofErr w:type="spellEnd"/>
+    </w:p>
+    <w:p/>
+    <w:p>
+      <w:r>
+        <w:t xml:space="preserve">The MAF file is used to </w:t>
+      </w:r>
+      <w:r>
+        <w:t>initially</w:t>
+      </w:r>
+      <w:r>
+        <w:t xml:space="preserve"> create </w:t>
+      </w:r>
+      <w:r>
+        <w:t xml:space="preserve">the geneInfo table, </w:t>
+      </w:r>
+      <w:r>
+        <w:t xml:space="preserve">storing </w:t>
+      </w:r>
+      <w:r>
+        <w:t>H</w:t>
+      </w:r>
+      <w:r>
+        <w:t xml:space="preserve">ugo symbols and corresponding </w:t>
+      </w:r>
+      <w:r>
+        <w:t>Entrez</w:t>
+      </w:r>
       <w:r>
         <w:t xml:space="preserve"> </w:t>
       </w:r>
       <w:r>
-        <w:t xml:space="preserve">data are processed in the same script </w:t>
-      </w:r>
-      <w:r>
-        <w:t xml:space="preserve">since both follow the same </w:t>
-      </w:r>
-      <w:r>
-        <w:t xml:space="preserve">logic and schema. </w:t>
-      </w:r>
-      <w:r>
-        <w:t xml:space="preserve">Two </w:t>
+        <w:t>ID pairs</w:t>
+      </w:r>
+      <w:r>
+        <w:t>.</w:t>
+      </w:r>
+      <w:r>
+        <w:t xml:space="preserve"> After</w:t>
+      </w:r>
+      <w:r>
+        <w:t>w</w:t>
+      </w:r>
+      <w:r>
+        <w:t>ards, when the expression data</w:t>
+      </w:r>
+      <w:r>
+        <w:t xml:space="preserve"> </w:t>
+      </w:r>
+      <w:r>
+        <w:t xml:space="preserve">is generated, </w:t>
+      </w:r>
+      <w:r>
+        <w:t xml:space="preserve">the </w:t>
       </w:r>
       <w:r>
         <w:t>SQL</w:t>
       </w:r>
       <w:r>
-        <w:t xml:space="preserve"> scripts </w:t>
-      </w:r>
-      <w:r>
-        <w:t xml:space="preserve">will be </w:t>
-      </w:r>
-      <w:r>
-        <w:t>generated from the one Python generator script.</w:t>
-      </w:r>
-      <w:r>
-        <w:t xml:space="preserve"> </w:t>
+        <w:t xml:space="preserve"> is structured so that it will try </w:t>
+      </w:r>
+      <w:r>
+        <w:t>to</w:t>
+      </w:r>
+      <w:r>
+        <w:t xml:space="preserve"> map to an existing </w:t>
+      </w:r>
+      <w:r>
+        <w:t>H</w:t>
+      </w:r>
+      <w:r>
+        <w:t>ugo symbol</w:t>
+      </w:r>
+      <w:r>
+        <w:t xml:space="preserve"> in the datab</w:t>
+      </w:r>
+      <w:r>
+        <w:t>a</w:t>
+      </w:r>
+      <w:r>
+        <w:t xml:space="preserve">se. </w:t>
+      </w:r>
+      <w:r>
+        <w:t xml:space="preserve">If no </w:t>
+      </w:r>
+      <w:r>
+        <w:t>Hugo symbol is found</w:t>
+      </w:r>
+      <w:r>
+        <w:t xml:space="preserve">, the </w:t>
+      </w:r>
+      <w:r>
+        <w:t>inserter will create a new entry in the geneInfo</w:t>
+      </w:r>
+      <w:r>
+        <w:t xml:space="preserve"> with the </w:t>
+      </w:r>
+      <w:r>
+        <w:t xml:space="preserve">new Hugo symbol and an Entrez ID of </w:t>
+      </w:r>
+      <w:r>
+        <w:t>0</w:t>
+      </w:r>
+      <w:r>
+        <w:t xml:space="preserve">. </w:t>
       </w:r>
     </w:p>
     <w:p>
@@ -1905,15 +2010,7 @@
         <w:t xml:space="preserve">populate the database is to </w:t>
       </w:r>
       <w:r>
-        <w:t>run the “</w:t>
-      </w:r>
-      <w:proofErr w:type="spellStart"/>
-      <w:r>
-        <w:t>mydump.sql</w:t>
-      </w:r>
-      <w:proofErr w:type="spellEnd"/>
-      <w:r>
-        <w:t>” file</w:t>
+        <w:t>run the “mydump.sql” file</w:t>
       </w:r>
       <w:r>
         <w:t xml:space="preserve">. </w:t>
@@ -1976,7 +2073,11 @@
         <w:t>numerical order</w:t>
       </w:r>
       <w:r>
-        <w:t>, though this will take vastly longer than using the SQL dump</w:t>
+        <w:t xml:space="preserve">, </w:t>
+      </w:r>
+      <w:r>
+        <w:lastRenderedPageBreak/>
+        <w:t>though this will take vastly longer than using the SQL dump</w:t>
       </w:r>
       <w:r>
         <w:t xml:space="preserve">. </w:t>
@@ -2071,23 +2172,386 @@
     </w:p>
     <w:p/>
     <w:p>
-      <w:pPr>
+      <w:r>
         <w:rPr>
           <w:b/>
           <w:bCs/>
         </w:rPr>
-      </w:pPr>
-      <w:r>
+        <w:t>Script map</w:t>
+      </w:r>
+    </w:p>
+    <w:p>
+      <w:r>
+        <w:t>As the Python files</w:t>
+      </w:r>
+      <w:r>
+        <w:t xml:space="preserve"> </w:t>
+      </w:r>
+      <w:r>
+        <w:t xml:space="preserve">do not depend on any external data besides the </w:t>
+      </w:r>
+      <w:r>
+        <w:t>raw data, they can be run in any order</w:t>
+      </w:r>
+      <w:r>
+        <w:t xml:space="preserve">. </w:t>
+      </w:r>
+      <w:r>
+        <w:t>As</w:t>
+      </w:r>
+      <w:r>
+        <w:t xml:space="preserve"> SQL scripts should be run </w:t>
+      </w:r>
+      <w:r>
+        <w:t>as</w:t>
+      </w:r>
+      <w:r>
+        <w:t xml:space="preserve"> they are </w:t>
+      </w:r>
+      <w:r>
+        <w:t>ordered</w:t>
+      </w:r>
+      <w:r>
+        <w:t xml:space="preserve">, starting with </w:t>
+      </w:r>
+      <w:r>
+        <w:t>0</w:t>
+      </w:r>
+      <w:r>
+        <w:t xml:space="preserve">, refer to </w:t>
+      </w:r>
+      <w:r>
+        <w:t xml:space="preserve">the script_execution.md file </w:t>
+      </w:r>
+      <w:r>
+        <w:t>for</w:t>
+      </w:r>
+      <w:r>
+        <w:t xml:space="preserve"> more details</w:t>
+      </w:r>
+      <w:r>
+        <w:t xml:space="preserve">. </w:t>
+      </w:r>
+      <w:r>
+        <w:t>Alternatively, to populate the datab</w:t>
+      </w:r>
+      <w:r>
+        <w:t>a</w:t>
+      </w:r>
+      <w:r>
+        <w:t xml:space="preserve">se, </w:t>
+      </w:r>
+      <w:r>
+        <w:t xml:space="preserve">run the </w:t>
+      </w:r>
+      <w:r>
+        <w:t xml:space="preserve">“mydump.sql” file </w:t>
+      </w:r>
+      <w:r>
+        <w:t xml:space="preserve">to </w:t>
+      </w:r>
+      <w:r>
+        <w:t xml:space="preserve">quickly populate the </w:t>
+      </w:r>
+      <w:r>
+        <w:t>datab</w:t>
+      </w:r>
+      <w:r>
+        <w:t>a</w:t>
+      </w:r>
+      <w:r>
+        <w:t>se.</w:t>
+      </w:r>
+      <w:r>
+        <w:t xml:space="preserve"> </w:t>
+      </w:r>
+    </w:p>
+    <w:p/>
+    <w:tbl>
+      <w:tblPr>
+        <w:tblStyle w:val="TableGrid"/>
+        <w:tblW w:w="0" w:type="auto"/>
+        <w:tblLook w:val="04A0" w:firstRow="1" w:lastRow="0" w:firstColumn="1" w:lastColumn="0" w:noHBand="0" w:noVBand="1"/>
+      </w:tblPr>
+      <w:tblGrid>
+        <w:gridCol w:w="3145"/>
+        <w:gridCol w:w="6205"/>
+      </w:tblGrid>
+      <w:tr>
+        <w:tc>
+          <w:tcPr>
+            <w:tcW w:w="3145" w:type="dxa"/>
+          </w:tcPr>
+          <w:p>
+            <w:pPr>
+              <w:rPr>
+                <w:b/>
+                <w:bCs/>
+              </w:rPr>
+            </w:pPr>
+            <w:r>
+              <w:rPr>
+                <w:b/>
+                <w:bCs/>
+              </w:rPr>
+              <w:t>File</w:t>
+            </w:r>
+          </w:p>
+        </w:tc>
+        <w:tc>
+          <w:tcPr>
+            <w:tcW w:w="6205" w:type="dxa"/>
+          </w:tcPr>
+          <w:p>
+            <w:pPr>
+              <w:rPr>
+                <w:b/>
+                <w:bCs/>
+              </w:rPr>
+            </w:pPr>
+            <w:r>
+              <w:rPr>
+                <w:b/>
+                <w:bCs/>
+              </w:rPr>
+              <w:t>Purpose</w:t>
+            </w:r>
+          </w:p>
+        </w:tc>
+      </w:tr>
+      <w:tr>
+        <w:tc>
+          <w:tcPr>
+            <w:tcW w:w="3145" w:type="dxa"/>
+          </w:tcPr>
+          <w:p>
+            <w:r>
+              <w:t>generate_insert.py</w:t>
+            </w:r>
+          </w:p>
+        </w:tc>
+        <w:tc>
+          <w:tcPr>
+            <w:tcW w:w="6205" w:type="dxa"/>
+          </w:tcPr>
+          <w:p>
+            <w:r>
+              <w:t>Converts the</w:t>
+            </w:r>
+            <w:r>
+              <w:t xml:space="preserve"> </w:t>
+            </w:r>
+            <w:r>
+              <w:t>clinical sample and patient data</w:t>
+            </w:r>
+            <w:r>
+              <w:t xml:space="preserve"> to SQL inserts</w:t>
+            </w:r>
+            <w:r>
+              <w:t xml:space="preserve">, along with </w:t>
+            </w:r>
+            <w:r>
+              <w:t xml:space="preserve">appropriate </w:t>
+            </w:r>
+            <w:r>
+              <w:t xml:space="preserve">parent tables </w:t>
+            </w:r>
+            <w:r>
+              <w:t xml:space="preserve">to </w:t>
+            </w:r>
+            <w:r>
+              <w:t>maintain</w:t>
+            </w:r>
+            <w:r>
+              <w:t xml:space="preserve"> normal form</w:t>
+            </w:r>
+          </w:p>
+        </w:tc>
+      </w:tr>
+      <w:tr>
+        <w:tc>
+          <w:tcPr>
+            <w:tcW w:w="3145" w:type="dxa"/>
+          </w:tcPr>
+          <w:p>
+            <w:r>
+              <w:t>maf_sql_generator.py</w:t>
+            </w:r>
+          </w:p>
+        </w:tc>
+        <w:tc>
+          <w:tcPr>
+            <w:tcW w:w="6205" w:type="dxa"/>
+          </w:tcPr>
+          <w:p>
+            <w:r>
+              <w:t xml:space="preserve">Converts the data_mutation </w:t>
+            </w:r>
+            <w:r>
+              <w:t xml:space="preserve">file to </w:t>
+            </w:r>
+            <w:r>
+              <w:t>SQL inserts</w:t>
+            </w:r>
+            <w:r>
+              <w:t xml:space="preserve"> that populate </w:t>
+            </w:r>
+            <w:r>
+              <w:t xml:space="preserve">the variant, observation, </w:t>
+            </w:r>
+            <w:r>
+              <w:t xml:space="preserve">and geneInfo tables </w:t>
+            </w:r>
+            <w:r>
+              <w:t xml:space="preserve">with mutation data. </w:t>
+            </w:r>
+          </w:p>
+        </w:tc>
+      </w:tr>
+      <w:tr>
+        <w:tc>
+          <w:tcPr>
+            <w:tcW w:w="3145" w:type="dxa"/>
+          </w:tcPr>
+          <w:p>
+            <w:r>
+              <w:t>generate_expression_sql.py</w:t>
+            </w:r>
+          </w:p>
+        </w:tc>
+        <w:tc>
+          <w:tcPr>
+            <w:tcW w:w="6205" w:type="dxa"/>
+          </w:tcPr>
+          <w:p>
+            <w:r>
+              <w:t xml:space="preserve">Converts the mrna_poly and mrna_capture data </w:t>
+            </w:r>
+            <w:r>
+              <w:t xml:space="preserve">from wide to long form and </w:t>
+            </w:r>
+            <w:r>
+              <w:t>creates SQL inserts to populate the corresponding expression tables.</w:t>
+            </w:r>
+          </w:p>
+        </w:tc>
+      </w:tr>
+      <w:tr>
+        <w:tc>
+          <w:tcPr>
+            <w:tcW w:w="3145" w:type="dxa"/>
+          </w:tcPr>
+          <w:p>
+            <w:r>
+              <w:t>generate_</w:t>
+            </w:r>
+            <w:r>
+              <w:t>cna</w:t>
+            </w:r>
+            <w:r>
+              <w:t>_sql.py</w:t>
+            </w:r>
+          </w:p>
+        </w:tc>
+        <w:tc>
+          <w:tcPr>
+            <w:tcW w:w="6205" w:type="dxa"/>
+          </w:tcPr>
+          <w:p>
+            <w:r>
+              <w:t xml:space="preserve">Converts the data_cna data </w:t>
+            </w:r>
+            <w:r>
+              <w:t xml:space="preserve">from </w:t>
+            </w:r>
+            <w:r>
+              <w:t>wide to long format and creates SQL inserts to populate the CAN expression tabl</w:t>
+            </w:r>
+            <w:r>
+              <w:t>e.</w:t>
+            </w:r>
+          </w:p>
+        </w:tc>
+      </w:tr>
+    </w:tbl>
+    <w:p/>
+    <w:p/>
+    <w:p>
+      <w:pPr>
         <w:rPr>
           <w:b/>
           <w:bCs/>
         </w:rPr>
-        <w:t>NoSQL</w:t>
-      </w:r>
-    </w:p>
-    <w:p>
-      <w:r>
-        <w:t>Lorem Ipsum</w:t>
+      </w:pPr>
+      <w:r>
+        <w:rPr>
+          <w:b/>
+          <w:bCs/>
+        </w:rPr>
+        <w:t xml:space="preserve">Limitations </w:t>
+      </w:r>
+    </w:p>
+    <w:p>
+      <w:r>
+        <w:t xml:space="preserve">PSA </w:t>
+      </w:r>
+      <w:r>
+        <w:t xml:space="preserve">could not </w:t>
+      </w:r>
+      <w:r>
+        <w:t xml:space="preserve">be included in the dataset due to the </w:t>
+      </w:r>
+      <w:r>
+        <w:t xml:space="preserve">inconsistency of data reporting. For a more complete picture of the patients, </w:t>
+      </w:r>
+    </w:p>
+    <w:p>
+      <w:pPr>
+        <w:rPr>
+          <w:b/>
+          <w:bCs/>
+        </w:rPr>
+      </w:pPr>
+    </w:p>
+    <w:p>
+      <w:r>
+        <w:rPr>
+          <w:b/>
+          <w:bCs/>
+        </w:rPr>
+        <w:t>Future work</w:t>
+      </w:r>
+    </w:p>
+    <w:p>
+      <w:r>
+        <w:t xml:space="preserve">Future work could </w:t>
+      </w:r>
+      <w:r>
+        <w:t xml:space="preserve">map </w:t>
+      </w:r>
+      <w:r>
+        <w:t xml:space="preserve">unmapped Hugo symbols </w:t>
+      </w:r>
+      <w:r>
+        <w:t xml:space="preserve">(that have an Entrez ID of 0) </w:t>
+      </w:r>
+      <w:r>
+        <w:t>with their corresponding Entrez ID</w:t>
+      </w:r>
+      <w:r>
+        <w:t xml:space="preserve">. </w:t>
+      </w:r>
+      <w:r>
+        <w:t xml:space="preserve">This </w:t>
+      </w:r>
+      <w:r>
+        <w:t xml:space="preserve">would </w:t>
+      </w:r>
+      <w:r>
+        <w:t>tie things together, linking both columns</w:t>
+      </w:r>
+      <w:r>
+        <w:t xml:space="preserve">. </w:t>
       </w:r>
     </w:p>
     <w:sectPr>
@@ -3054,7 +3518,6 @@
   <w:style w:type="character" w:default="1" w:styleId="DefaultParagraphFont">
     <w:name w:val="Default Paragraph Font"/>
     <w:uiPriority w:val="1"/>
-    <w:semiHidden/>
     <w:unhideWhenUsed/>
   </w:style>
   <w:style w:type="table" w:default="1" w:styleId="TableNormal">
@@ -3403,6 +3866,25 @@
       <w:u w:val="single"/>
     </w:rPr>
   </w:style>
+  <w:style w:type="table" w:styleId="TableGrid">
+    <w:name w:val="Table Grid"/>
+    <w:basedOn w:val="TableNormal"/>
+    <w:uiPriority w:val="39"/>
+    <w:rsid w:val="00877F4C"/>
+    <w:pPr>
+      <w:spacing w:after="0" w:line="240" w:lineRule="auto"/>
+    </w:pPr>
+    <w:tblPr>
+      <w:tblBorders>
+        <w:top w:val="single" w:sz="4" w:space="0" w:color="auto"/>
+        <w:left w:val="single" w:sz="4" w:space="0" w:color="auto"/>
+        <w:bottom w:val="single" w:sz="4" w:space="0" w:color="auto"/>
+        <w:right w:val="single" w:sz="4" w:space="0" w:color="auto"/>
+        <w:insideH w:val="single" w:sz="4" w:space="0" w:color="auto"/>
+        <w:insideV w:val="single" w:sz="4" w:space="0" w:color="auto"/>
+      </w:tblBorders>
+    </w:tblPr>
+  </w:style>
 </w:styles>
 </file>
 

--- a/docs/write-up.docx
+++ b/docs/write-up.docx
@@ -36,13 +36,22 @@
           <w:b/>
           <w:bCs/>
         </w:rPr>
-        <w:t>Done during the process of making the db</w:t>
-      </w:r>
+        <w:t xml:space="preserve">Done during the process of making the </w:t>
+      </w:r>
+      <w:proofErr w:type="spellStart"/>
       <w:r>
         <w:rPr>
           <w:b/>
           <w:bCs/>
         </w:rPr>
+        <w:t>db</w:t>
+      </w:r>
+      <w:proofErr w:type="spellEnd"/>
+      <w:r>
+        <w:rPr>
+          <w:b/>
+          <w:bCs/>
+        </w:rPr>
         <w:t>)</w:t>
       </w:r>
     </w:p>
@@ -53,8 +62,13 @@
       <w:r>
         <w:t xml:space="preserve">and </w:t>
       </w:r>
-      <w:r>
-        <w:t>gene_panel_matrix data</w:t>
+      <w:proofErr w:type="spellStart"/>
+      <w:r>
+        <w:t>gene_panel_matrix</w:t>
+      </w:r>
+      <w:proofErr w:type="spellEnd"/>
+      <w:r>
+        <w:t xml:space="preserve"> data</w:t>
       </w:r>
       <w:r>
         <w:t xml:space="preserve"> along with the meta data were excluded from the </w:t>
@@ -336,71 +350,56 @@
       </w:r>
     </w:p>
     <w:p/>
-    <w:p>
-      <w:r>
-        <w:t>For the MAF file</w:t>
-      </w:r>
-      <w:r>
-        <w:t xml:space="preserve">, </w:t>
-      </w:r>
-      <w:r>
-        <w:t xml:space="preserve">only </w:t>
-      </w:r>
-      <w:r>
-        <w:t xml:space="preserve">data that was </w:t>
-      </w:r>
-      <w:r>
-        <w:t>relevant to the mutation</w:t>
-      </w:r>
-      <w:r>
-        <w:t xml:space="preserve">/variant were kept. </w:t>
-      </w:r>
-      <w:r>
-        <w:t xml:space="preserve">The dbSNPs </w:t>
-      </w:r>
-      <w:r>
-        <w:t xml:space="preserve">were not </w:t>
-      </w:r>
-      <w:r>
-        <w:t>isolated into a s</w:t>
-      </w:r>
-      <w:r>
-        <w:t>epa</w:t>
-      </w:r>
-      <w:r>
-        <w:t>rate datab</w:t>
-      </w:r>
-      <w:r>
-        <w:t>a</w:t>
-      </w:r>
-      <w:r>
-        <w:t xml:space="preserve">se. Although </w:t>
-      </w:r>
-      <w:r>
-        <w:t xml:space="preserve">they could feasibly change for the variant, </w:t>
-      </w:r>
-      <w:r>
-        <w:t>in the event they did</w:t>
-      </w:r>
-      <w:r>
-        <w:t>,</w:t>
-      </w:r>
-      <w:r>
-        <w:t xml:space="preserve"> it is likely that the </w:t>
-      </w:r>
-      <w:r>
-        <w:t xml:space="preserve">old </w:t>
-      </w:r>
-      <w:r>
-        <w:t xml:space="preserve">rsID would still redirect to the </w:t>
-      </w:r>
-      <w:r>
-        <w:t xml:space="preserve">updated rsID. </w:t>
-      </w:r>
-    </w:p>
-    <w:p>
-      <w:r>
-        <w:t>Dropped Columns:</w:t>
+    <w:p/>
+    <w:p>
+      <w:pPr>
+        <w:jc w:val="center"/>
+        <w:rPr>
+          <w:b/>
+        </w:rPr>
+      </w:pPr>
+      <w:r>
+        <w:rPr>
+          <w:b/>
+        </w:rPr>
+        <w:t>AC</w:t>
+      </w:r>
+      <w:r>
+        <w:rPr>
+          <w:b/>
+        </w:rPr>
+        <w:t>TUAL PROJECT</w:t>
+      </w:r>
+    </w:p>
+    <w:p>
+      <w:pPr>
+        <w:rPr>
+          <w:b/>
+          <w:bCs/>
+        </w:rPr>
+      </w:pPr>
+    </w:p>
+    <w:p>
+      <w:r>
+        <w:rPr>
+          <w:b/>
+          <w:bCs/>
+        </w:rPr>
+        <w:t xml:space="preserve">Project </w:t>
+      </w:r>
+      <w:r>
+        <w:rPr>
+          <w:b/>
+          <w:bCs/>
+        </w:rPr>
+        <w:t>o</w:t>
+      </w:r>
+      <w:r>
+        <w:rPr>
+          <w:b/>
+          <w:bCs/>
+        </w:rPr>
+        <w:t>verview</w:t>
       </w:r>
     </w:p>
     <w:p>
@@ -412,7 +411,158 @@
         </w:numPr>
       </w:pPr>
       <w:r>
-        <w:t>Hotspot – no hotspots were identified</w:t>
+        <w:t xml:space="preserve">What problem the </w:t>
+      </w:r>
+      <w:r>
+        <w:t>database</w:t>
+      </w:r>
+      <w:r>
+        <w:t xml:space="preserve"> solves, who it is for, and what the final database contains</w:t>
+      </w:r>
+    </w:p>
+    <w:p>
+      <w:pPr>
+        <w:ind w:left="360"/>
+      </w:pPr>
+    </w:p>
+    <w:p>
+      <w:r>
+        <w:t xml:space="preserve">This project was </w:t>
+      </w:r>
+      <w:r>
+        <w:t>completed as the final project</w:t>
+      </w:r>
+      <w:r>
+        <w:t xml:space="preserve"> of the database class</w:t>
+      </w:r>
+      <w:r>
+        <w:t xml:space="preserve"> (</w:t>
+      </w:r>
+      <w:r>
+        <w:t>BINF-6970</w:t>
+      </w:r>
+      <w:r>
+        <w:t>)</w:t>
+      </w:r>
+      <w:r>
+        <w:t xml:space="preserve"> at Georgetown University, designed to give experience with </w:t>
+      </w:r>
+      <w:r>
+        <w:t xml:space="preserve">data </w:t>
+      </w:r>
+      <w:r>
+        <w:t>cleaning</w:t>
+      </w:r>
+      <w:r>
+        <w:t xml:space="preserve">, formatting, </w:t>
+      </w:r>
+      <w:r>
+        <w:t xml:space="preserve">and </w:t>
+      </w:r>
+      <w:r>
+        <w:lastRenderedPageBreak/>
+        <w:t>creation of an SQL datab</w:t>
+      </w:r>
+      <w:r>
+        <w:t>a</w:t>
+      </w:r>
+      <w:r>
+        <w:t>se.</w:t>
+      </w:r>
+      <w:r>
+        <w:t xml:space="preserve"> </w:t>
+      </w:r>
+      <w:r>
+        <w:t xml:space="preserve">The goal of the database is to be used to look at “interesting” mutations and genomic events from </w:t>
+      </w:r>
+      <w:r>
+        <w:t xml:space="preserve">a metastatic prostate adenocarcinoma </w:t>
+      </w:r>
+      <w:proofErr w:type="spellStart"/>
+      <w:r>
+        <w:t>cBioPortal</w:t>
+      </w:r>
+      <w:proofErr w:type="spellEnd"/>
+      <w:r>
+        <w:t xml:space="preserve">, </w:t>
+      </w:r>
+      <w:r>
+        <w:t>conducted</w:t>
+      </w:r>
+      <w:r>
+        <w:t xml:space="preserve"> by the Prostate Cancer Foundation (PMID:</w:t>
+      </w:r>
+      <w:r>
+        <w:t xml:space="preserve"> </w:t>
+      </w:r>
+      <w:r>
+        <w:t>31061129</w:t>
+      </w:r>
+      <w:r>
+        <w:t>)</w:t>
+      </w:r>
+      <w:r>
+        <w:t xml:space="preserve">. </w:t>
+      </w:r>
+    </w:p>
+    <w:p>
+      <w:r>
+        <w:t>The final datab</w:t>
+      </w:r>
+      <w:r>
+        <w:t>a</w:t>
+      </w:r>
+      <w:r>
+        <w:t xml:space="preserve">se contains </w:t>
+      </w:r>
+      <w:r>
+        <w:t xml:space="preserve">cleaned clinical data about the </w:t>
+      </w:r>
+      <w:r>
+        <w:t>429</w:t>
+      </w:r>
+      <w:r>
+        <w:t xml:space="preserve"> patients and </w:t>
+      </w:r>
+      <w:r>
+        <w:t>444</w:t>
+      </w:r>
+      <w:r>
+        <w:t xml:space="preserve"> samples</w:t>
+      </w:r>
+      <w:r>
+        <w:t xml:space="preserve">, along with </w:t>
+      </w:r>
+      <w:r>
+        <w:t>sample expression</w:t>
+      </w:r>
+      <w:r>
+        <w:t xml:space="preserve">, </w:t>
+      </w:r>
+      <w:r>
+        <w:t>mutation</w:t>
+      </w:r>
+      <w:r>
+        <w:t xml:space="preserve">, and </w:t>
+      </w:r>
+      <w:r>
+        <w:t>copy number alteration</w:t>
+      </w:r>
+      <w:r>
+        <w:t xml:space="preserve"> </w:t>
+      </w:r>
+      <w:r>
+        <w:t xml:space="preserve">data. </w:t>
+      </w:r>
+    </w:p>
+    <w:p/>
+    <w:p>
+      <w:r>
+        <w:rPr>
+          <w:b/>
+          <w:bCs/>
+        </w:rPr>
+        <w:t>Data source</w:t>
       </w:r>
     </w:p>
     <w:p>
@@ -424,390 +574,6 @@
         </w:numPr>
       </w:pPr>
       <w:r>
-        <w:t xml:space="preserve">Tag, n_ref, n_alt, </w:t>
-      </w:r>
-      <w:r>
-        <w:t xml:space="preserve">validation_status, </w:t>
-      </w:r>
-      <w:r>
-        <w:t>SCORE, BAM_FILE</w:t>
-      </w:r>
-      <w:r>
-        <w:t xml:space="preserve">, </w:t>
-      </w:r>
-    </w:p>
-    <w:p/>
-    <w:p/>
-    <w:p>
-      <w:r>
-        <w:t>Data Cleaning</w:t>
-      </w:r>
-    </w:p>
-    <w:p>
-      <w:pPr>
-        <w:pStyle w:val="ListParagraph"/>
-        <w:numPr>
-          <w:ilvl w:val="0"/>
-          <w:numId w:val="1"/>
-        </w:numPr>
-      </w:pPr>
-      <w:r>
-        <w:lastRenderedPageBreak/>
-        <w:t xml:space="preserve">MAF file – dbSNPids sometimes have multiple rsID accession numbers. </w:t>
-      </w:r>
-    </w:p>
-    <w:p>
-      <w:pPr>
-        <w:pStyle w:val="ListParagraph"/>
-        <w:numPr>
-          <w:ilvl w:val="0"/>
-          <w:numId w:val="1"/>
-        </w:numPr>
-      </w:pPr>
-      <w:r>
-        <w:t>Take only the first occur</w:t>
-      </w:r>
-      <w:r>
-        <w:t>re</w:t>
-      </w:r>
-      <w:r>
-        <w:t>nce</w:t>
-      </w:r>
-    </w:p>
-    <w:p>
-      <w:pPr>
-        <w:pStyle w:val="ListParagraph"/>
-        <w:numPr>
-          <w:ilvl w:val="1"/>
-          <w:numId w:val="1"/>
-        </w:numPr>
-      </w:pPr>
-      <w:r>
-        <w:t xml:space="preserve">I’m assuming that </w:t>
-      </w:r>
-      <w:r>
-        <w:t>all the rsID</w:t>
-      </w:r>
-      <w:r>
-        <w:t>s</w:t>
-      </w:r>
-      <w:r>
-        <w:t xml:space="preserve"> refer to the same </w:t>
-      </w:r>
-      <w:r>
-        <w:t>genomic event</w:t>
-      </w:r>
-      <w:r>
-        <w:t xml:space="preserve">, </w:t>
-      </w:r>
-      <w:r>
-        <w:t>and that some are either outdated</w:t>
-      </w:r>
-      <w:r>
-        <w:t>, depr</w:t>
-      </w:r>
-      <w:r>
-        <w:t>eca</w:t>
-      </w:r>
-      <w:r>
-        <w:t xml:space="preserve">ted, or </w:t>
-      </w:r>
-      <w:r>
-        <w:t xml:space="preserve">have since been merged. </w:t>
-      </w:r>
-    </w:p>
-    <w:p/>
-    <w:p/>
-    <w:p>
-      <w:pPr>
-        <w:pStyle w:val="ListParagraph"/>
-        <w:numPr>
-          <w:ilvl w:val="0"/>
-          <w:numId w:val="1"/>
-        </w:numPr>
-      </w:pPr>
-      <w:r>
-        <w:t>F</w:t>
-      </w:r>
-      <w:r>
-        <w:t>PKM and CNA</w:t>
-      </w:r>
-      <w:r>
-        <w:t xml:space="preserve"> inserters</w:t>
-      </w:r>
-    </w:p>
-    <w:p>
-      <w:pPr>
-        <w:pStyle w:val="ListParagraph"/>
-        <w:numPr>
-          <w:ilvl w:val="1"/>
-          <w:numId w:val="1"/>
-        </w:numPr>
-      </w:pPr>
-      <w:r>
-        <w:t xml:space="preserve">If a gene is not in the geneInfo </w:t>
-      </w:r>
-      <w:r>
-        <w:t xml:space="preserve">table, </w:t>
-      </w:r>
-      <w:r>
-        <w:t xml:space="preserve">a new </w:t>
-      </w:r>
-      <w:r>
-        <w:t xml:space="preserve">entry is created based on the Hugo gene symbol and a blank </w:t>
-      </w:r>
-      <w:r>
-        <w:t xml:space="preserve">(0) </w:t>
-      </w:r>
-      <w:r>
-        <w:t>entrezID</w:t>
-      </w:r>
-      <w:r>
-        <w:t xml:space="preserve">. </w:t>
-      </w:r>
-    </w:p>
-    <w:p>
-      <w:pPr>
-        <w:pStyle w:val="ListParagraph"/>
-        <w:numPr>
-          <w:ilvl w:val="1"/>
-          <w:numId w:val="1"/>
-        </w:numPr>
-      </w:pPr>
-      <w:r>
-        <w:t xml:space="preserve">The blank entrezID could be updated later </w:t>
-      </w:r>
-      <w:r>
-        <w:t>if one desires.</w:t>
-      </w:r>
-    </w:p>
-    <w:p/>
-    <w:p>
-      <w:r>
-        <w:br w:type="page"/>
-      </w:r>
-    </w:p>
-    <w:p>
-      <w:pPr>
-        <w:jc w:val="center"/>
-        <w:rPr>
-          <w:b/>
-        </w:rPr>
-      </w:pPr>
-      <w:r>
-        <w:rPr>
-          <w:b/>
-        </w:rPr>
-        <w:lastRenderedPageBreak/>
-        <w:t>AC</w:t>
-      </w:r>
-      <w:r>
-        <w:rPr>
-          <w:b/>
-        </w:rPr>
-        <w:t>TUAL PROJECT</w:t>
-      </w:r>
-    </w:p>
-    <w:p>
-      <w:pPr>
-        <w:rPr>
-          <w:b/>
-          <w:bCs/>
-        </w:rPr>
-      </w:pPr>
-    </w:p>
-    <w:p>
-      <w:r>
-        <w:rPr>
-          <w:b/>
-          <w:bCs/>
-        </w:rPr>
-        <w:t xml:space="preserve">Project </w:t>
-      </w:r>
-      <w:r>
-        <w:rPr>
-          <w:b/>
-          <w:bCs/>
-        </w:rPr>
-        <w:t>o</w:t>
-      </w:r>
-      <w:r>
-        <w:rPr>
-          <w:b/>
-          <w:bCs/>
-        </w:rPr>
-        <w:t>verview</w:t>
-      </w:r>
-    </w:p>
-    <w:p>
-      <w:pPr>
-        <w:pStyle w:val="ListParagraph"/>
-        <w:numPr>
-          <w:ilvl w:val="0"/>
-          <w:numId w:val="1"/>
-        </w:numPr>
-      </w:pPr>
-      <w:r>
-        <w:t xml:space="preserve">What problem the </w:t>
-      </w:r>
-      <w:r>
-        <w:t>database</w:t>
-      </w:r>
-      <w:r>
-        <w:t xml:space="preserve"> solves, who it is for, and what the final database contains</w:t>
-      </w:r>
-    </w:p>
-    <w:p>
-      <w:pPr>
-        <w:ind w:left="360"/>
-      </w:pPr>
-    </w:p>
-    <w:p>
-      <w:r>
-        <w:t xml:space="preserve">This project was </w:t>
-      </w:r>
-      <w:r>
-        <w:t>completed as the final project</w:t>
-      </w:r>
-      <w:r>
-        <w:t xml:space="preserve"> of the database class</w:t>
-      </w:r>
-      <w:r>
-        <w:t xml:space="preserve"> (</w:t>
-      </w:r>
-      <w:r>
-        <w:t>BINF-6970</w:t>
-      </w:r>
-      <w:r>
-        <w:t>)</w:t>
-      </w:r>
-      <w:r>
-        <w:t xml:space="preserve"> at Georgetown University, designed to give experience with </w:t>
-      </w:r>
-      <w:r>
-        <w:t xml:space="preserve">data </w:t>
-      </w:r>
-      <w:r>
-        <w:t>cleaning</w:t>
-      </w:r>
-      <w:r>
-        <w:t xml:space="preserve">, formatting, </w:t>
-      </w:r>
-      <w:r>
-        <w:t xml:space="preserve">and </w:t>
-      </w:r>
-      <w:r>
-        <w:t>creation of an SQL datab</w:t>
-      </w:r>
-      <w:r>
-        <w:t>a</w:t>
-      </w:r>
-      <w:r>
-        <w:t>se.</w:t>
-      </w:r>
-      <w:r>
-        <w:t xml:space="preserve"> </w:t>
-      </w:r>
-      <w:r>
-        <w:t xml:space="preserve">The goal of the database is to be used to look at “interesting” mutations and genomic events from </w:t>
-      </w:r>
-      <w:r>
-        <w:t xml:space="preserve">a metastatic prostate adenocarcinoma </w:t>
-      </w:r>
-      <w:r>
-        <w:t>cBioPortal</w:t>
-      </w:r>
-      <w:r>
-        <w:t xml:space="preserve">, </w:t>
-      </w:r>
-      <w:r>
-        <w:t>conducted</w:t>
-      </w:r>
-      <w:r>
-        <w:t xml:space="preserve"> by the Prostate Cancer Foundation (PMID:</w:t>
-      </w:r>
-      <w:r>
-        <w:t xml:space="preserve"> </w:t>
-      </w:r>
-      <w:r>
-        <w:t>31061129</w:t>
-      </w:r>
-      <w:r>
-        <w:t>)</w:t>
-      </w:r>
-      <w:r>
-        <w:t xml:space="preserve">. </w:t>
-      </w:r>
-    </w:p>
-    <w:p>
-      <w:r>
-        <w:t>The final datab</w:t>
-      </w:r>
-      <w:r>
-        <w:t>a</w:t>
-      </w:r>
-      <w:r>
-        <w:t xml:space="preserve">se contains </w:t>
-      </w:r>
-      <w:r>
-        <w:t xml:space="preserve">cleaned clinical data about the </w:t>
-      </w:r>
-      <w:r>
-        <w:t>429</w:t>
-      </w:r>
-      <w:r>
-        <w:t xml:space="preserve"> patients and </w:t>
-      </w:r>
-      <w:r>
-        <w:t>444</w:t>
-      </w:r>
-      <w:r>
-        <w:t xml:space="preserve"> samples</w:t>
-      </w:r>
-      <w:r>
-        <w:t xml:space="preserve">, along with </w:t>
-      </w:r>
-      <w:r>
-        <w:t>sample expression</w:t>
-      </w:r>
-      <w:r>
-        <w:t xml:space="preserve">, </w:t>
-      </w:r>
-      <w:r>
-        <w:t>mutation</w:t>
-      </w:r>
-      <w:r>
-        <w:t xml:space="preserve">, and </w:t>
-      </w:r>
-      <w:r>
-        <w:t>copy number alteration</w:t>
-      </w:r>
-      <w:r>
-        <w:t xml:space="preserve"> </w:t>
-      </w:r>
-      <w:r>
-        <w:t xml:space="preserve">data. </w:t>
-      </w:r>
-    </w:p>
-    <w:p/>
-    <w:p>
-      <w:r>
-        <w:rPr>
-          <w:b/>
-          <w:bCs/>
-        </w:rPr>
-        <w:t>Data source</w:t>
-      </w:r>
-    </w:p>
-    <w:p>
-      <w:pPr>
-        <w:pStyle w:val="ListParagraph"/>
-        <w:numPr>
-          <w:ilvl w:val="0"/>
-          <w:numId w:val="1"/>
-        </w:numPr>
-      </w:pPr>
-      <w:r>
         <w:t>Where the data came from, file types, and restrictions</w:t>
       </w:r>
     </w:p>
@@ -831,12 +597,14 @@
         <w:t xml:space="preserve">study in </w:t>
       </w:r>
       <w:hyperlink r:id="rId5" w:history="1">
+        <w:proofErr w:type="spellStart"/>
         <w:r>
           <w:rPr>
             <w:rStyle w:val="Hyperlink"/>
           </w:rPr>
           <w:t>cBioPortal</w:t>
         </w:r>
+        <w:proofErr w:type="spellEnd"/>
       </w:hyperlink>
       <w:r>
         <w:t xml:space="preserve">, </w:t>
@@ -1057,9 +825,11 @@
           <w:numId w:val="1"/>
         </w:numPr>
       </w:pPr>
+      <w:proofErr w:type="spellStart"/>
       <w:r>
         <w:t>data_clinical_patient</w:t>
       </w:r>
+      <w:proofErr w:type="spellEnd"/>
     </w:p>
     <w:p>
       <w:pPr>
@@ -1070,7 +840,6 @@
         </w:numPr>
       </w:pPr>
       <w:r>
-        <w:lastRenderedPageBreak/>
         <w:t xml:space="preserve">PSA </w:t>
       </w:r>
       <w:r>
@@ -1127,9 +896,11 @@
           <w:numId w:val="1"/>
         </w:numPr>
       </w:pPr>
+      <w:proofErr w:type="spellStart"/>
       <w:r>
         <w:t>data_clinical_sample</w:t>
       </w:r>
+      <w:proofErr w:type="spellEnd"/>
     </w:p>
     <w:p>
       <w:pPr>
@@ -1242,9 +1013,11 @@
           <w:numId w:val="1"/>
         </w:numPr>
       </w:pPr>
+      <w:proofErr w:type="spellStart"/>
       <w:r>
         <w:t>data_clincial_patient</w:t>
       </w:r>
+      <w:proofErr w:type="spellEnd"/>
     </w:p>
     <w:p>
       <w:pPr>
@@ -1258,7 +1031,23 @@
         <w:t xml:space="preserve">NULL values were present for </w:t>
       </w:r>
       <w:r>
-        <w:t xml:space="preserve">both survivalStatus and overallSurvival. </w:t>
+        <w:t xml:space="preserve">both </w:t>
+      </w:r>
+      <w:proofErr w:type="spellStart"/>
+      <w:r>
+        <w:t>survivalStatus</w:t>
+      </w:r>
+      <w:proofErr w:type="spellEnd"/>
+      <w:r>
+        <w:t xml:space="preserve"> and </w:t>
+      </w:r>
+      <w:proofErr w:type="spellStart"/>
+      <w:r>
+        <w:t>overallSurvival</w:t>
+      </w:r>
+      <w:proofErr w:type="spellEnd"/>
+      <w:r>
+        <w:t xml:space="preserve">. </w:t>
       </w:r>
       <w:r>
         <w:t xml:space="preserve">The database </w:t>
@@ -1308,8 +1097,13 @@
           <w:numId w:val="1"/>
         </w:numPr>
       </w:pPr>
-      <w:r>
-        <w:t xml:space="preserve">DiagnosisAge also </w:t>
+      <w:proofErr w:type="spellStart"/>
+      <w:r>
+        <w:t>DiagnosisAge</w:t>
+      </w:r>
+      <w:proofErr w:type="spellEnd"/>
+      <w:r>
+        <w:t xml:space="preserve"> also </w:t>
       </w:r>
       <w:r>
         <w:t xml:space="preserve">accepts NULL </w:t>
@@ -1335,8 +1129,13 @@
           <w:numId w:val="1"/>
         </w:numPr>
       </w:pPr>
-      <w:r>
-        <w:t xml:space="preserve">SurvivalStatus of 0 corresponds to a “LIVING” status </w:t>
+      <w:proofErr w:type="spellStart"/>
+      <w:r>
+        <w:t>SurvivalStatus</w:t>
+      </w:r>
+      <w:proofErr w:type="spellEnd"/>
+      <w:r>
+        <w:t xml:space="preserve"> of 0 corresponds to a “LIVING” status </w:t>
       </w:r>
       <w:r>
         <w:t>of the patient.</w:t>
@@ -1375,16 +1174,7 @@
         </w:numPr>
       </w:pPr>
       <w:r>
-        <w:t xml:space="preserve">Some entries had multiple rsIDs recorded. </w:t>
-      </w:r>
-      <w:r>
-        <w:t xml:space="preserve">In these events, </w:t>
-      </w:r>
-      <w:r>
-        <w:t xml:space="preserve">I take only the first rsID. </w:t>
-      </w:r>
-      <w:r>
-        <w:t xml:space="preserve">I assumed that all the rsIDs refer to the same genomic event, and that some are either outdated, deprecated, or have since been merged. </w:t>
+        <w:t xml:space="preserve">Only information relevant to the observation, sample, and variant were kept; refer to the NF diagram for the exact columns kept. </w:t>
       </w:r>
     </w:p>
     <w:p>
@@ -1396,34 +1186,40 @@
         </w:numPr>
       </w:pPr>
       <w:r>
-        <w:t xml:space="preserve">Only </w:t>
-      </w:r>
-      <w:r>
-        <w:t xml:space="preserve">information relevant to the observation, sample, and variant </w:t>
-      </w:r>
-      <w:r>
-        <w:t>were kept</w:t>
-      </w:r>
-      <w:r>
-        <w:t>;</w:t>
-      </w:r>
-      <w:r>
-        <w:t xml:space="preserve"> refer to the </w:t>
-      </w:r>
-      <w:r>
-        <w:t xml:space="preserve">NF diagram for </w:t>
-      </w:r>
-      <w:r>
-        <w:t xml:space="preserve">the </w:t>
-      </w:r>
-      <w:r>
-        <w:t>exact columns</w:t>
-      </w:r>
-      <w:r>
-        <w:t xml:space="preserve"> kept</w:t>
-      </w:r>
+        <w:t xml:space="preserve">Some entries had multiple </w:t>
+      </w:r>
+      <w:proofErr w:type="spellStart"/>
+      <w:r>
+        <w:t>rsIDs</w:t>
+      </w:r>
+      <w:proofErr w:type="spellEnd"/>
+      <w:r>
+        <w:t xml:space="preserve"> recorded. </w:t>
+      </w:r>
+      <w:r>
+        <w:t xml:space="preserve">In these events, </w:t>
+      </w:r>
+      <w:r>
+        <w:t xml:space="preserve">I take only the first </w:t>
+      </w:r>
+      <w:proofErr w:type="spellStart"/>
+      <w:r>
+        <w:t>rsID</w:t>
+      </w:r>
+      <w:proofErr w:type="spellEnd"/>
       <w:r>
         <w:t xml:space="preserve">. </w:t>
+      </w:r>
+      <w:r>
+        <w:t xml:space="preserve">I assumed that all the </w:t>
+      </w:r>
+      <w:proofErr w:type="spellStart"/>
+      <w:r>
+        <w:t>rsIDs</w:t>
+      </w:r>
+      <w:proofErr w:type="spellEnd"/>
+      <w:r>
+        <w:t xml:space="preserve"> refer to the same genomic event, and that some are either outdated, deprecated, or have since been merged. </w:t>
       </w:r>
     </w:p>
     <w:p>
@@ -1526,7 +1322,6 @@
     </w:p>
     <w:p>
       <w:r>
-        <w:lastRenderedPageBreak/>
         <w:t xml:space="preserve">The reference </w:t>
       </w:r>
       <w:r>
@@ -1724,12 +1519,14 @@
         <w:t xml:space="preserve">SU2C data from </w:t>
       </w:r>
       <w:hyperlink r:id="rId7" w:history="1">
+        <w:proofErr w:type="spellStart"/>
         <w:r>
           <w:rPr>
             <w:rStyle w:val="Hyperlink"/>
           </w:rPr>
           <w:t>cBioPortal</w:t>
         </w:r>
+        <w:proofErr w:type="spellEnd"/>
       </w:hyperlink>
       <w:r>
         <w:t>,</w:t>
@@ -1832,10 +1629,31 @@
         <w:t xml:space="preserve">se. </w:t>
       </w:r>
       <w:r>
-        <w:t xml:space="preserve">The mRNA_capture and mRNA_polyA </w:t>
-      </w:r>
-      <w:r>
-        <w:t xml:space="preserve">fpkm </w:t>
+        <w:t xml:space="preserve">The </w:t>
+      </w:r>
+      <w:proofErr w:type="spellStart"/>
+      <w:r>
+        <w:t>mRNA_capture</w:t>
+      </w:r>
+      <w:proofErr w:type="spellEnd"/>
+      <w:r>
+        <w:t xml:space="preserve"> and </w:t>
+      </w:r>
+      <w:proofErr w:type="spellStart"/>
+      <w:r>
+        <w:t>mRNA_polyA</w:t>
+      </w:r>
+      <w:proofErr w:type="spellEnd"/>
+      <w:r>
+        <w:t xml:space="preserve"> </w:t>
+      </w:r>
+      <w:proofErr w:type="spellStart"/>
+      <w:r>
+        <w:t>fpkm</w:t>
+      </w:r>
+      <w:proofErr w:type="spellEnd"/>
+      <w:r>
+        <w:t xml:space="preserve"> </w:t>
       </w:r>
       <w:r>
         <w:t xml:space="preserve">data are processed in the same script </w:t>
@@ -1877,7 +1695,15 @@
         <w:t xml:space="preserve"> create </w:t>
       </w:r>
       <w:r>
-        <w:t xml:space="preserve">the geneInfo table, </w:t>
+        <w:t xml:space="preserve">the </w:t>
+      </w:r>
+      <w:proofErr w:type="spellStart"/>
+      <w:r>
+        <w:t>geneInfo</w:t>
+      </w:r>
+      <w:proofErr w:type="spellEnd"/>
+      <w:r>
+        <w:t xml:space="preserve"> table, </w:t>
       </w:r>
       <w:r>
         <w:t xml:space="preserve">storing </w:t>
@@ -1955,8 +1781,13 @@
         <w:t xml:space="preserve">, the </w:t>
       </w:r>
       <w:r>
-        <w:t>inserter will create a new entry in the geneInfo</w:t>
-      </w:r>
+        <w:t xml:space="preserve">inserter will create a new entry in the </w:t>
+      </w:r>
+      <w:proofErr w:type="spellStart"/>
+      <w:r>
+        <w:t>geneInfo</w:t>
+      </w:r>
+      <w:proofErr w:type="spellEnd"/>
       <w:r>
         <w:t xml:space="preserve"> with the </w:t>
       </w:r>
@@ -2010,7 +1841,15 @@
         <w:t xml:space="preserve">populate the database is to </w:t>
       </w:r>
       <w:r>
-        <w:t>run the “mydump.sql” file</w:t>
+        <w:t>run the “</w:t>
+      </w:r>
+      <w:proofErr w:type="spellStart"/>
+      <w:r>
+        <w:t>mydump.sql</w:t>
+      </w:r>
+      <w:proofErr w:type="spellEnd"/>
+      <w:r>
+        <w:t>” file</w:t>
       </w:r>
       <w:r>
         <w:t xml:space="preserve">. </w:t>
@@ -2073,11 +1912,7 @@
         <w:t>numerical order</w:t>
       </w:r>
       <w:r>
-        <w:t xml:space="preserve">, </w:t>
-      </w:r>
-      <w:r>
-        <w:lastRenderedPageBreak/>
-        <w:t>though this will take vastly longer than using the SQL dump</w:t>
+        <w:t>, though this will take vastly longer than using the SQL dump</w:t>
       </w:r>
       <w:r>
         <w:t xml:space="preserve">. </w:t>
@@ -2221,6 +2056,7 @@
         <w:t xml:space="preserve">, refer to </w:t>
       </w:r>
       <w:r>
+        <w:lastRenderedPageBreak/>
         <w:t xml:space="preserve">the script_execution.md file </w:t>
       </w:r>
       <w:r>
@@ -2245,7 +2081,15 @@
         <w:t xml:space="preserve">run the </w:t>
       </w:r>
       <w:r>
-        <w:t xml:space="preserve">“mydump.sql” file </w:t>
+        <w:t>“</w:t>
+      </w:r>
+      <w:proofErr w:type="spellStart"/>
+      <w:r>
+        <w:t>mydump.sql</w:t>
+      </w:r>
+      <w:proofErr w:type="spellEnd"/>
+      <w:r>
+        <w:t xml:space="preserve">” file </w:t>
       </w:r>
       <w:r>
         <w:t xml:space="preserve">to </w:t>
@@ -2385,7 +2229,15 @@
           </w:tcPr>
           <w:p>
             <w:r>
-              <w:t xml:space="preserve">Converts the data_mutation </w:t>
+              <w:t xml:space="preserve">Converts the </w:t>
+            </w:r>
+            <w:proofErr w:type="spellStart"/>
+            <w:r>
+              <w:t>data_mutation</w:t>
+            </w:r>
+            <w:proofErr w:type="spellEnd"/>
+            <w:r>
+              <w:t xml:space="preserve"> </w:t>
             </w:r>
             <w:r>
               <w:t xml:space="preserve">file to </w:t>
@@ -2400,7 +2252,15 @@
               <w:t xml:space="preserve">the variant, observation, </w:t>
             </w:r>
             <w:r>
-              <w:t xml:space="preserve">and geneInfo tables </w:t>
+              <w:t xml:space="preserve">and </w:t>
+            </w:r>
+            <w:proofErr w:type="spellStart"/>
+            <w:r>
+              <w:t>geneInfo</w:t>
+            </w:r>
+            <w:proofErr w:type="spellEnd"/>
+            <w:r>
+              <w:t xml:space="preserve"> tables </w:t>
             </w:r>
             <w:r>
               <w:t xml:space="preserve">with mutation data. </w:t>
@@ -2425,7 +2285,23 @@
           </w:tcPr>
           <w:p>
             <w:r>
-              <w:t xml:space="preserve">Converts the mrna_poly and mrna_capture data </w:t>
+              <w:t xml:space="preserve">Converts the </w:t>
+            </w:r>
+            <w:proofErr w:type="spellStart"/>
+            <w:r>
+              <w:t>mrna_poly</w:t>
+            </w:r>
+            <w:proofErr w:type="spellEnd"/>
+            <w:r>
+              <w:t xml:space="preserve"> and </w:t>
+            </w:r>
+            <w:proofErr w:type="spellStart"/>
+            <w:r>
+              <w:t>mrna_capture</w:t>
+            </w:r>
+            <w:proofErr w:type="spellEnd"/>
+            <w:r>
+              <w:t xml:space="preserve"> data </w:t>
             </w:r>
             <w:r>
               <w:t xml:space="preserve">from wide to long form and </w:t>
@@ -2459,7 +2335,15 @@
           </w:tcPr>
           <w:p>
             <w:r>
-              <w:t xml:space="preserve">Converts the data_cna data </w:t>
+              <w:t xml:space="preserve">Converts the </w:t>
+            </w:r>
+            <w:proofErr w:type="spellStart"/>
+            <w:r>
+              <w:t>data_cna</w:t>
+            </w:r>
+            <w:proofErr w:type="spellEnd"/>
+            <w:r>
+              <w:t xml:space="preserve"> data </w:t>
             </w:r>
             <w:r>
               <w:t xml:space="preserve">from </w:t>

--- a/docs/write-up.docx
+++ b/docs/write-up.docx
@@ -3,584 +3,167 @@
 <w:document xmlns:wpc="http://schemas.microsoft.com/office/word/2010/wordprocessingCanvas" xmlns:cx="http://schemas.microsoft.com/office/drawing/2014/chartex" xmlns:cx1="http://schemas.microsoft.com/office/drawing/2015/9/8/chartex" xmlns:cx2="http://schemas.microsoft.com/office/drawing/2015/10/21/chartex" xmlns:cx3="http://schemas.microsoft.com/office/drawing/2016/5/9/chartex" xmlns:cx4="http://schemas.microsoft.com/office/drawing/2016/5/10/chartex" xmlns:cx5="http://schemas.microsoft.com/office/drawing/2016/5/11/chartex" xmlns:cx6="http://schemas.microsoft.com/office/drawing/2016/5/12/chartex" xmlns:cx7="http://schemas.microsoft.com/office/drawing/2016/5/13/chartex" xmlns:cx8="http://schemas.microsoft.com/office/drawing/2016/5/14/chartex" xmlns:mc="http://schemas.openxmlformats.org/markup-compatibility/2006" xmlns:aink="http://schemas.microsoft.com/office/drawing/2016/ink" xmlns:am3d="http://schemas.microsoft.com/office/drawing/2017/model3d" xmlns:o="urn:schemas-microsoft-com:office:office" xmlns:oel="http://schemas.microsoft.com/office/2019/extlst" xmlns:r="http://schemas.openxmlformats.org/officeDocument/2006/relationships" xmlns:m="http://schemas.openxmlformats.org/officeDocument/2006/math" xmlns:v="urn:schemas-microsoft-com:vml" xmlns:wp14="http://schemas.microsoft.com/office/word/2010/wordprocessingDrawing" xmlns:wp="http://schemas.openxmlformats.org/drawingml/2006/wordprocessingDrawing" xmlns:w10="urn:schemas-microsoft-com:office:word" xmlns:w="http://schemas.openxmlformats.org/wordprocessingml/2006/main" xmlns:w14="http://schemas.microsoft.com/office/word/2010/wordml" xmlns:w15="http://schemas.microsoft.com/office/word/2012/wordml" xmlns:w16cex="http://schemas.microsoft.com/office/word/2018/wordml/cex" xmlns:w16cid="http://schemas.microsoft.com/office/word/2016/wordml/cid" xmlns:w16="http://schemas.microsoft.com/office/word/2018/wordml" xmlns:w16du="http://schemas.microsoft.com/office/word/2023/wordml/word16du" xmlns:w16sdtdh="http://schemas.microsoft.com/office/word/2020/wordml/sdtdatahash" xmlns:w16sdtfl="http://schemas.microsoft.com/office/word/2024/wordml/sdtformatlock" xmlns:w16se="http://schemas.microsoft.com/office/word/2015/wordml/symex" xmlns:wpg="http://schemas.microsoft.com/office/word/2010/wordprocessingGroup" xmlns:wpi="http://schemas.microsoft.com/office/word/2010/wordprocessingInk" xmlns:wne="http://schemas.microsoft.com/office/word/2006/wordml" xmlns:wps="http://schemas.microsoft.com/office/word/2010/wordprocessingShape" mc:Ignorable="w14 w15 w16se w16cid w16 w16cex w16sdtdh w16sdtfl w16du wp14">
   <w:body>
     <w:p>
-      <w:pPr>
-        <w:jc w:val="center"/>
+      <w:r>
         <w:rPr>
           <w:b/>
           <w:bCs/>
         </w:rPr>
-      </w:pPr>
+        <w:t xml:space="preserve">Project </w:t>
+      </w:r>
       <w:r>
         <w:rPr>
           <w:b/>
           <w:bCs/>
         </w:rPr>
-        <w:t>Data</w:t>
+        <w:t>o</w:t>
       </w:r>
       <w:r>
         <w:rPr>
           <w:b/>
           <w:bCs/>
         </w:rPr>
-        <w:t xml:space="preserve"> Pre-processing </w:t>
-      </w:r>
+        <w:t>verview</w:t>
+      </w:r>
+    </w:p>
+    <w:p>
+      <w:r>
+        <w:t xml:space="preserve">This project was </w:t>
+      </w:r>
+      <w:r>
+        <w:t>completed as the final project</w:t>
+      </w:r>
+      <w:r>
+        <w:t xml:space="preserve"> of the database class</w:t>
+      </w:r>
+      <w:r>
+        <w:t xml:space="preserve"> (</w:t>
+      </w:r>
+      <w:r>
+        <w:t>BINF-6970</w:t>
+      </w:r>
+      <w:r>
+        <w:t>)</w:t>
+      </w:r>
+      <w:r>
+        <w:t xml:space="preserve"> at Georgetown University, designed to give experience with </w:t>
+      </w:r>
+      <w:r>
+        <w:t xml:space="preserve">data </w:t>
+      </w:r>
+      <w:r>
+        <w:t>cleaning</w:t>
+      </w:r>
+      <w:r>
+        <w:t xml:space="preserve">, formatting, </w:t>
+      </w:r>
+      <w:r>
+        <w:t xml:space="preserve">and </w:t>
+      </w:r>
+      <w:r>
+        <w:t>creation of an SQL datab</w:t>
+      </w:r>
+      <w:r>
+        <w:t>a</w:t>
+      </w:r>
+      <w:r>
+        <w:t>se.</w:t>
+      </w:r>
+      <w:r>
+        <w:t xml:space="preserve"> </w:t>
+      </w:r>
+      <w:r>
+        <w:t xml:space="preserve">The goal of the database is to be used to look at “interesting” mutations and genomic events from </w:t>
+      </w:r>
+      <w:r>
+        <w:t>the</w:t>
+      </w:r>
+      <w:r>
+        <w:t xml:space="preserve"> metastatic prostate adenocarcinoma </w:t>
+      </w:r>
+      <w:r>
+        <w:t>cBioPortal</w:t>
+      </w:r>
+      <w:r>
+        <w:t xml:space="preserve"> study</w:t>
+      </w:r>
+      <w:r>
+        <w:t xml:space="preserve">, </w:t>
+      </w:r>
+      <w:r>
+        <w:t>conducted</w:t>
+      </w:r>
+      <w:r>
+        <w:t xml:space="preserve"> by the Prostate Cancer Foundation (PMID:</w:t>
+      </w:r>
+      <w:r>
+        <w:t xml:space="preserve"> 31061129</w:t>
+      </w:r>
+      <w:r>
+        <w:t>)</w:t>
+      </w:r>
+      <w:r>
+        <w:t xml:space="preserve">. </w:t>
+      </w:r>
+      <w:r>
+        <w:t>The final datab</w:t>
+      </w:r>
+      <w:r>
+        <w:t>a</w:t>
+      </w:r>
+      <w:r>
+        <w:t xml:space="preserve">se contains </w:t>
+      </w:r>
+      <w:r>
+        <w:t xml:space="preserve">cleaned clinical data about the </w:t>
+      </w:r>
+      <w:r>
+        <w:t>429</w:t>
+      </w:r>
+      <w:r>
+        <w:t xml:space="preserve"> patients and </w:t>
+      </w:r>
+      <w:r>
+        <w:t>444</w:t>
+      </w:r>
+      <w:r>
+        <w:t xml:space="preserve"> samples</w:t>
+      </w:r>
+      <w:r>
+        <w:t xml:space="preserve">, along with </w:t>
+      </w:r>
+      <w:r>
+        <w:t>sample expression</w:t>
+      </w:r>
+      <w:r>
+        <w:t xml:space="preserve">, </w:t>
+      </w:r>
+      <w:r>
+        <w:t>mutation</w:t>
+      </w:r>
+      <w:r>
+        <w:t>, and copy number alteration</w:t>
+      </w:r>
+      <w:r>
+        <w:t xml:space="preserve"> </w:t>
+      </w:r>
+      <w:r>
+        <w:t xml:space="preserve">(CNA) </w:t>
+      </w:r>
+      <w:r>
+        <w:t xml:space="preserve">data. </w:t>
+      </w:r>
+    </w:p>
+    <w:p/>
+    <w:p>
       <w:r>
         <w:rPr>
           <w:b/>
           <w:bCs/>
         </w:rPr>
-        <w:t>(</w:t>
-      </w:r>
-      <w:r>
-        <w:rPr>
-          <w:b/>
-          <w:bCs/>
-        </w:rPr>
-        <w:t xml:space="preserve">Done during the process of making the </w:t>
-      </w:r>
-      <w:proofErr w:type="spellStart"/>
-      <w:r>
-        <w:rPr>
-          <w:b/>
-          <w:bCs/>
-        </w:rPr>
-        <w:t>db</w:t>
-      </w:r>
-      <w:proofErr w:type="spellEnd"/>
-      <w:r>
-        <w:rPr>
-          <w:b/>
-          <w:bCs/>
-        </w:rPr>
-        <w:t>)</w:t>
-      </w:r>
-    </w:p>
-    <w:p>
-      <w:r>
-        <w:t xml:space="preserve">The z-score </w:t>
-      </w:r>
-      <w:r>
-        <w:t xml:space="preserve">and </w:t>
-      </w:r>
-      <w:proofErr w:type="spellStart"/>
-      <w:r>
-        <w:t>gene_panel_matrix</w:t>
-      </w:r>
-      <w:proofErr w:type="spellEnd"/>
-      <w:r>
-        <w:t xml:space="preserve"> data</w:t>
-      </w:r>
-      <w:r>
-        <w:t xml:space="preserve"> along with the meta data were excluded from the </w:t>
-      </w:r>
-      <w:r>
-        <w:t>database</w:t>
-      </w:r>
-      <w:r>
-        <w:t xml:space="preserve">. </w:t>
-      </w:r>
-      <w:r>
-        <w:t xml:space="preserve">The </w:t>
-      </w:r>
-      <w:r>
-        <w:t xml:space="preserve">patient ID mapping </w:t>
-      </w:r>
-      <w:r>
-        <w:t xml:space="preserve">table that was given to us </w:t>
-      </w:r>
-      <w:r>
-        <w:t xml:space="preserve">only </w:t>
-      </w:r>
-      <w:r>
-        <w:t xml:space="preserve">contained some samples which had an alternate ID. </w:t>
-      </w:r>
-      <w:r>
-        <w:t xml:space="preserve">This </w:t>
-      </w:r>
-      <w:r>
-        <w:t xml:space="preserve">was </w:t>
-      </w:r>
-      <w:r>
-        <w:t xml:space="preserve">included in the database as a separate table </w:t>
-      </w:r>
-      <w:r>
-        <w:t>if</w:t>
-      </w:r>
-      <w:r>
-        <w:t xml:space="preserve"> the p</w:t>
-      </w:r>
-      <w:r>
-        <w:t xml:space="preserve">atients need to be mapped to a separate </w:t>
-      </w:r>
-      <w:r>
-        <w:t>database</w:t>
-      </w:r>
-      <w:r>
-        <w:t xml:space="preserve"> or</w:t>
-      </w:r>
-      <w:r>
-        <w:t xml:space="preserve"> </w:t>
-      </w:r>
-      <w:r>
-        <w:t>back to the original datab</w:t>
-      </w:r>
-      <w:r>
-        <w:t>a</w:t>
-      </w:r>
-      <w:r>
-        <w:t>se</w:t>
-      </w:r>
-      <w:r>
-        <w:t>.</w:t>
-      </w:r>
-    </w:p>
-    <w:p/>
-    <w:p>
-      <w:r>
-        <w:t>The “Sample”</w:t>
-      </w:r>
-      <w:r>
-        <w:t xml:space="preserve"> and “Patient”</w:t>
-      </w:r>
-      <w:r>
-        <w:t xml:space="preserve"> table</w:t>
-      </w:r>
-      <w:r>
-        <w:t>s</w:t>
-      </w:r>
-      <w:r>
-        <w:t xml:space="preserve"> ha</w:t>
-      </w:r>
-      <w:r>
-        <w:t>v</w:t>
-      </w:r>
-      <w:r>
-        <w:t>e additional</w:t>
-      </w:r>
-      <w:r>
-        <w:t xml:space="preserve"> parent tables to reduce the amount of red</w:t>
-      </w:r>
-      <w:r>
-        <w:t>unda</w:t>
-      </w:r>
-      <w:r>
-        <w:t xml:space="preserve">nt information that is stored. </w:t>
-      </w:r>
-      <w:r>
-        <w:t xml:space="preserve">Some values were not </w:t>
-      </w:r>
-      <w:r>
-        <w:t>recorded in the datab</w:t>
-      </w:r>
-      <w:r>
-        <w:t>a</w:t>
-      </w:r>
-      <w:r>
-        <w:t xml:space="preserve">se that were present in </w:t>
-      </w:r>
-      <w:r>
-        <w:t xml:space="preserve">the clinical file given. </w:t>
-      </w:r>
-      <w:r>
-        <w:t xml:space="preserve">This was either because the </w:t>
-      </w:r>
-      <w:r>
-        <w:t xml:space="preserve">data encoded was incomplete for most of the samples, </w:t>
-      </w:r>
-      <w:r>
-        <w:t xml:space="preserve">the </w:t>
-      </w:r>
-      <w:r>
-        <w:t xml:space="preserve">data was </w:t>
-      </w:r>
-      <w:r>
-        <w:t>redundant or</w:t>
-      </w:r>
-      <w:r>
-        <w:t xml:space="preserve"> </w:t>
-      </w:r>
-      <w:r>
-        <w:t>was not important for the purpose of the datab</w:t>
-      </w:r>
-      <w:r>
-        <w:t>a</w:t>
-      </w:r>
-      <w:r>
-        <w:t xml:space="preserve">se, which </w:t>
-      </w:r>
-      <w:r>
-        <w:t>was</w:t>
-      </w:r>
-      <w:r>
-        <w:t xml:space="preserve"> built with </w:t>
-      </w:r>
-      <w:r>
-        <w:t xml:space="preserve">genomic information in mind. </w:t>
-      </w:r>
-    </w:p>
-    <w:p>
-      <w:r>
-        <w:t>Columns dropped and rationale:</w:t>
-      </w:r>
-    </w:p>
-    <w:p>
-      <w:pPr>
-        <w:pStyle w:val="ListParagraph"/>
-        <w:numPr>
-          <w:ilvl w:val="0"/>
-          <w:numId w:val="1"/>
-        </w:numPr>
-      </w:pPr>
-      <w:r>
-        <w:t>POLYA_ARV7_SRPM</w:t>
-      </w:r>
-      <w:r>
-        <w:t xml:space="preserve">, </w:t>
-      </w:r>
-      <w:r>
-        <w:t>CAPTURE_ARV7_SRPM</w:t>
-      </w:r>
-      <w:r>
-        <w:t xml:space="preserve"> </w:t>
-      </w:r>
-    </w:p>
-    <w:p>
-      <w:pPr>
-        <w:pStyle w:val="ListParagraph"/>
-        <w:numPr>
-          <w:ilvl w:val="0"/>
-          <w:numId w:val="1"/>
-        </w:numPr>
-      </w:pPr>
-      <w:r>
-        <w:t>UNIQUE_PAPER_SAMPLES</w:t>
-      </w:r>
-      <w:r>
-        <w:t xml:space="preserve"> – was Y for all samples</w:t>
-      </w:r>
-    </w:p>
-    <w:p>
-      <w:pPr>
-        <w:pStyle w:val="ListParagraph"/>
-        <w:numPr>
-          <w:ilvl w:val="0"/>
-          <w:numId w:val="1"/>
-        </w:numPr>
-      </w:pPr>
-      <w:r>
-        <w:t xml:space="preserve"> RAF1_BRAF_STATUS </w:t>
-      </w:r>
-    </w:p>
-    <w:p>
-      <w:pPr>
-        <w:pStyle w:val="ListParagraph"/>
-        <w:numPr>
-          <w:ilvl w:val="0"/>
-          <w:numId w:val="1"/>
-        </w:numPr>
-      </w:pPr>
-      <w:r>
-        <w:t>AR and NEPC Score</w:t>
-      </w:r>
-    </w:p>
-    <w:p>
-      <w:pPr>
-        <w:pStyle w:val="ListParagraph"/>
-        <w:numPr>
-          <w:ilvl w:val="0"/>
-          <w:numId w:val="1"/>
-        </w:numPr>
-      </w:pPr>
-      <w:r>
-        <w:t xml:space="preserve">SOMATIC_STATUS = all samples have a corresponding normal </w:t>
-      </w:r>
-      <w:r>
-        <w:t>sample</w:t>
-      </w:r>
-    </w:p>
-    <w:p>
-      <w:pPr>
-        <w:pStyle w:val="ListParagraph"/>
-        <w:numPr>
-          <w:ilvl w:val="0"/>
-          <w:numId w:val="1"/>
-        </w:numPr>
-      </w:pPr>
-      <w:r>
-        <w:t>CANCER_</w:t>
-      </w:r>
-      <w:r>
-        <w:t xml:space="preserve">TYPE and ONCOTREE_CODE </w:t>
-      </w:r>
-      <w:r>
-        <w:t>–</w:t>
-      </w:r>
-      <w:r>
-        <w:t xml:space="preserve"> </w:t>
-      </w:r>
-      <w:r>
-        <w:t xml:space="preserve">All cancers in this study were </w:t>
-      </w:r>
-      <w:r>
-        <w:t>from prostate cancer</w:t>
-      </w:r>
-    </w:p>
-    <w:p>
-      <w:pPr>
-        <w:pStyle w:val="ListParagraph"/>
-        <w:numPr>
-          <w:ilvl w:val="1"/>
-          <w:numId w:val="1"/>
-        </w:numPr>
-      </w:pPr>
-      <w:r>
-        <w:t xml:space="preserve">Additionally, </w:t>
-      </w:r>
-      <w:r>
-        <w:t xml:space="preserve">it would be easy to add this information back into the database should </w:t>
-      </w:r>
-      <w:r>
-        <w:t>we wish to integrate this datab</w:t>
-      </w:r>
-      <w:r>
-        <w:t>ase with other cancer databases</w:t>
-      </w:r>
-      <w:r>
-        <w:t xml:space="preserve"> </w:t>
-      </w:r>
-    </w:p>
-    <w:p/>
-    <w:p/>
-    <w:p>
-      <w:pPr>
-        <w:jc w:val="center"/>
-        <w:rPr>
-          <w:b/>
-        </w:rPr>
-      </w:pPr>
-      <w:r>
-        <w:rPr>
-          <w:b/>
-        </w:rPr>
-        <w:t>AC</w:t>
-      </w:r>
-      <w:r>
-        <w:rPr>
-          <w:b/>
-        </w:rPr>
-        <w:t>TUAL PROJECT</w:t>
-      </w:r>
-    </w:p>
-    <w:p>
-      <w:pPr>
-        <w:rPr>
-          <w:b/>
-          <w:bCs/>
-        </w:rPr>
-      </w:pPr>
-    </w:p>
-    <w:p>
-      <w:r>
-        <w:rPr>
-          <w:b/>
-          <w:bCs/>
-        </w:rPr>
-        <w:t xml:space="preserve">Project </w:t>
-      </w:r>
-      <w:r>
-        <w:rPr>
-          <w:b/>
-          <w:bCs/>
-        </w:rPr>
-        <w:t>o</w:t>
-      </w:r>
-      <w:r>
-        <w:rPr>
-          <w:b/>
-          <w:bCs/>
-        </w:rPr>
-        <w:t>verview</w:t>
-      </w:r>
-    </w:p>
-    <w:p>
-      <w:pPr>
-        <w:pStyle w:val="ListParagraph"/>
-        <w:numPr>
-          <w:ilvl w:val="0"/>
-          <w:numId w:val="1"/>
-        </w:numPr>
-      </w:pPr>
-      <w:r>
-        <w:t xml:space="preserve">What problem the </w:t>
-      </w:r>
-      <w:r>
-        <w:t>database</w:t>
-      </w:r>
-      <w:r>
-        <w:t xml:space="preserve"> solves, who it is for, and what the final database contains</w:t>
-      </w:r>
-    </w:p>
-    <w:p>
-      <w:pPr>
-        <w:ind w:left="360"/>
-      </w:pPr>
-    </w:p>
-    <w:p>
-      <w:r>
-        <w:t xml:space="preserve">This project was </w:t>
-      </w:r>
-      <w:r>
-        <w:t>completed as the final project</w:t>
-      </w:r>
-      <w:r>
-        <w:t xml:space="preserve"> of the database class</w:t>
-      </w:r>
-      <w:r>
-        <w:t xml:space="preserve"> (</w:t>
-      </w:r>
-      <w:r>
-        <w:t>BINF-6970</w:t>
-      </w:r>
-      <w:r>
-        <w:t>)</w:t>
-      </w:r>
-      <w:r>
-        <w:t xml:space="preserve"> at Georgetown University, designed to give experience with </w:t>
-      </w:r>
-      <w:r>
-        <w:t xml:space="preserve">data </w:t>
-      </w:r>
-      <w:r>
-        <w:t>cleaning</w:t>
-      </w:r>
-      <w:r>
-        <w:t xml:space="preserve">, formatting, </w:t>
-      </w:r>
-      <w:r>
-        <w:t xml:space="preserve">and </w:t>
-      </w:r>
-      <w:r>
-        <w:lastRenderedPageBreak/>
-        <w:t>creation of an SQL datab</w:t>
-      </w:r>
-      <w:r>
-        <w:t>a</w:t>
-      </w:r>
-      <w:r>
-        <w:t>se.</w:t>
-      </w:r>
-      <w:r>
-        <w:t xml:space="preserve"> </w:t>
-      </w:r>
-      <w:r>
-        <w:t xml:space="preserve">The goal of the database is to be used to look at “interesting” mutations and genomic events from </w:t>
-      </w:r>
-      <w:r>
-        <w:t xml:space="preserve">a metastatic prostate adenocarcinoma </w:t>
-      </w:r>
-      <w:proofErr w:type="spellStart"/>
-      <w:r>
-        <w:t>cBioPortal</w:t>
-      </w:r>
-      <w:proofErr w:type="spellEnd"/>
-      <w:r>
-        <w:t xml:space="preserve">, </w:t>
-      </w:r>
-      <w:r>
-        <w:t>conducted</w:t>
-      </w:r>
-      <w:r>
-        <w:t xml:space="preserve"> by the Prostate Cancer Foundation (PMID:</w:t>
-      </w:r>
-      <w:r>
-        <w:t xml:space="preserve"> </w:t>
-      </w:r>
-      <w:r>
-        <w:t>31061129</w:t>
-      </w:r>
-      <w:r>
-        <w:t>)</w:t>
-      </w:r>
-      <w:r>
-        <w:t xml:space="preserve">. </w:t>
-      </w:r>
-    </w:p>
-    <w:p>
-      <w:r>
-        <w:t>The final datab</w:t>
-      </w:r>
-      <w:r>
-        <w:t>a</w:t>
-      </w:r>
-      <w:r>
-        <w:t xml:space="preserve">se contains </w:t>
-      </w:r>
-      <w:r>
-        <w:t xml:space="preserve">cleaned clinical data about the </w:t>
-      </w:r>
-      <w:r>
-        <w:t>429</w:t>
-      </w:r>
-      <w:r>
-        <w:t xml:space="preserve"> patients and </w:t>
-      </w:r>
-      <w:r>
-        <w:t>444</w:t>
-      </w:r>
-      <w:r>
-        <w:t xml:space="preserve"> samples</w:t>
-      </w:r>
-      <w:r>
-        <w:t xml:space="preserve">, along with </w:t>
-      </w:r>
-      <w:r>
-        <w:t>sample expression</w:t>
-      </w:r>
-      <w:r>
-        <w:t xml:space="preserve">, </w:t>
-      </w:r>
-      <w:r>
-        <w:t>mutation</w:t>
-      </w:r>
-      <w:r>
-        <w:t xml:space="preserve">, and </w:t>
-      </w:r>
-      <w:r>
-        <w:t>copy number alteration</w:t>
-      </w:r>
-      <w:r>
-        <w:t xml:space="preserve"> </w:t>
-      </w:r>
-      <w:r>
-        <w:t xml:space="preserve">data. </w:t>
-      </w:r>
-    </w:p>
-    <w:p/>
-    <w:p>
-      <w:r>
-        <w:rPr>
-          <w:b/>
-          <w:bCs/>
-        </w:rPr>
         <w:t>Data source</w:t>
       </w:r>
     </w:p>
     <w:p>
-      <w:pPr>
-        <w:pStyle w:val="ListParagraph"/>
-        <w:numPr>
-          <w:ilvl w:val="0"/>
-          <w:numId w:val="1"/>
-        </w:numPr>
-      </w:pPr>
-      <w:r>
-        <w:t>Where the data came from, file types, and restrictions</w:t>
-      </w:r>
-    </w:p>
-    <w:p>
-      <w:pPr>
-        <w:ind w:firstLine="360"/>
-      </w:pPr>
       <w:r>
         <w:t xml:space="preserve">The data used for this project </w:t>
       </w:r>
@@ -597,14 +180,12 @@
         <w:t xml:space="preserve">study in </w:t>
       </w:r>
       <w:hyperlink r:id="rId5" w:history="1">
-        <w:proofErr w:type="spellStart"/>
         <w:r>
           <w:rPr>
             <w:rStyle w:val="Hyperlink"/>
           </w:rPr>
           <w:t>cBioPortal</w:t>
         </w:r>
-        <w:proofErr w:type="spellEnd"/>
       </w:hyperlink>
       <w:r>
         <w:t xml:space="preserve">, </w:t>
@@ -711,32 +292,38 @@
       </w:pPr>
     </w:p>
     <w:p>
-      <w:r>
+      <w:pPr>
         <w:rPr>
           <w:b/>
           <w:bCs/>
         </w:rPr>
-        <w:t xml:space="preserve">Data </w:t>
-      </w:r>
+      </w:pPr>
       <w:r>
         <w:rPr>
           <w:b/>
           <w:bCs/>
         </w:rPr>
-        <w:t>c</w:t>
+        <w:t xml:space="preserve">Data </w:t>
       </w:r>
       <w:r>
         <w:rPr>
           <w:b/>
           <w:bCs/>
         </w:rPr>
-        <w:t>leaning</w:t>
+        <w:t>c</w:t>
       </w:r>
       <w:r>
         <w:rPr>
           <w:b/>
           <w:bCs/>
         </w:rPr>
+        <w:t>leaning</w:t>
+      </w:r>
+      <w:r>
+        <w:rPr>
+          <w:b/>
+          <w:bCs/>
+        </w:rPr>
         <w:t xml:space="preserve"> decisions</w:t>
       </w:r>
     </w:p>
@@ -775,7 +362,13 @@
         <w:t xml:space="preserve"> where needed. </w:t>
       </w:r>
       <w:r>
-        <w:t xml:space="preserve">The columns dropped </w:t>
+        <w:t>The</w:t>
+      </w:r>
+      <w:r>
+        <w:t xml:space="preserve"> clinical</w:t>
+      </w:r>
+      <w:r>
+        <w:t xml:space="preserve"> columns dropped </w:t>
       </w:r>
       <w:r>
         <w:t>are</w:t>
@@ -825,11 +418,9 @@
           <w:numId w:val="1"/>
         </w:numPr>
       </w:pPr>
-      <w:proofErr w:type="spellStart"/>
       <w:r>
         <w:t>data_clinical_patient</w:t>
       </w:r>
-      <w:proofErr w:type="spellEnd"/>
     </w:p>
     <w:p>
       <w:pPr>
@@ -896,11 +487,9 @@
           <w:numId w:val="1"/>
         </w:numPr>
       </w:pPr>
-      <w:proofErr w:type="spellStart"/>
       <w:r>
         <w:t>data_clinical_sample</w:t>
       </w:r>
-      <w:proofErr w:type="spellEnd"/>
     </w:p>
     <w:p>
       <w:pPr>
@@ -974,6 +563,7 @@
         </w:numPr>
       </w:pPr>
       <w:r>
+        <w:lastRenderedPageBreak/>
         <w:t>SOMATIC_S</w:t>
       </w:r>
       <w:r>
@@ -1013,11 +603,9 @@
           <w:numId w:val="1"/>
         </w:numPr>
       </w:pPr>
-      <w:proofErr w:type="spellStart"/>
       <w:r>
         <w:t>data_clincial_patient</w:t>
       </w:r>
-      <w:proofErr w:type="spellEnd"/>
     </w:p>
     <w:p>
       <w:pPr>
@@ -1031,23 +619,7 @@
         <w:t xml:space="preserve">NULL values were present for </w:t>
       </w:r>
       <w:r>
-        <w:t xml:space="preserve">both </w:t>
-      </w:r>
-      <w:proofErr w:type="spellStart"/>
-      <w:r>
-        <w:t>survivalStatus</w:t>
-      </w:r>
-      <w:proofErr w:type="spellEnd"/>
-      <w:r>
-        <w:t xml:space="preserve"> and </w:t>
-      </w:r>
-      <w:proofErr w:type="spellStart"/>
-      <w:r>
-        <w:t>overallSurvival</w:t>
-      </w:r>
-      <w:proofErr w:type="spellEnd"/>
-      <w:r>
-        <w:t xml:space="preserve">. </w:t>
+        <w:t xml:space="preserve">both survivalStatus and overallSurvival. </w:t>
       </w:r>
       <w:r>
         <w:t xml:space="preserve">The database </w:t>
@@ -1097,13 +669,8 @@
           <w:numId w:val="1"/>
         </w:numPr>
       </w:pPr>
-      <w:proofErr w:type="spellStart"/>
-      <w:r>
-        <w:t>DiagnosisAge</w:t>
-      </w:r>
-      <w:proofErr w:type="spellEnd"/>
-      <w:r>
-        <w:t xml:space="preserve"> also </w:t>
+      <w:r>
+        <w:t xml:space="preserve">DiagnosisAge also </w:t>
       </w:r>
       <w:r>
         <w:t xml:space="preserve">accepts NULL </w:t>
@@ -1129,13 +696,8 @@
           <w:numId w:val="1"/>
         </w:numPr>
       </w:pPr>
-      <w:proofErr w:type="spellStart"/>
-      <w:r>
-        <w:t>SurvivalStatus</w:t>
-      </w:r>
-      <w:proofErr w:type="spellEnd"/>
-      <w:r>
-        <w:t xml:space="preserve"> of 0 corresponds to a “LIVING” status </w:t>
+      <w:r>
+        <w:t xml:space="preserve">SurvivalStatus of 0 corresponds to a “LIVING” status </w:t>
       </w:r>
       <w:r>
         <w:t>of the patient.</w:t>
@@ -1186,40 +748,16 @@
         </w:numPr>
       </w:pPr>
       <w:r>
-        <w:t xml:space="preserve">Some entries had multiple </w:t>
-      </w:r>
-      <w:proofErr w:type="spellStart"/>
-      <w:r>
-        <w:t>rsIDs</w:t>
-      </w:r>
-      <w:proofErr w:type="spellEnd"/>
-      <w:r>
-        <w:t xml:space="preserve"> recorded. </w:t>
+        <w:t xml:space="preserve">Some entries had multiple rsIDs recorded. </w:t>
       </w:r>
       <w:r>
         <w:t xml:space="preserve">In these events, </w:t>
       </w:r>
       <w:r>
-        <w:t xml:space="preserve">I take only the first </w:t>
-      </w:r>
-      <w:proofErr w:type="spellStart"/>
-      <w:r>
-        <w:t>rsID</w:t>
-      </w:r>
-      <w:proofErr w:type="spellEnd"/>
-      <w:r>
-        <w:t xml:space="preserve">. </w:t>
-      </w:r>
-      <w:r>
-        <w:t xml:space="preserve">I assumed that all the </w:t>
-      </w:r>
-      <w:proofErr w:type="spellStart"/>
-      <w:r>
-        <w:t>rsIDs</w:t>
-      </w:r>
-      <w:proofErr w:type="spellEnd"/>
-      <w:r>
-        <w:t xml:space="preserve"> refer to the same genomic event, and that some are either outdated, deprecated, or have since been merged. </w:t>
+        <w:t xml:space="preserve">I take only the first rsID. </w:t>
+      </w:r>
+      <w:r>
+        <w:t xml:space="preserve">I assumed that all the rsIDs refer to the same genomic event, and that some are either outdated, deprecated, or have since been merged. </w:t>
       </w:r>
     </w:p>
     <w:p>
@@ -1253,197 +791,120 @@
       </w:r>
     </w:p>
     <w:p>
-      <w:r>
+      <w:pPr>
         <w:rPr>
           <w:i/>
           <w:iCs/>
         </w:rPr>
-        <w:t>Decisions</w:t>
-      </w:r>
-    </w:p>
-    <w:p>
-      <w:r>
-        <w:t xml:space="preserve">The </w:t>
-      </w:r>
-      <w:r>
-        <w:t>database was structured to be in 5NF</w:t>
-      </w:r>
-      <w:r>
-        <w:t>.</w:t>
-      </w:r>
-      <w:r>
-        <w:t xml:space="preserve"> </w:t>
-      </w:r>
-      <w:r>
-        <w:t xml:space="preserve">The external </w:t>
-      </w:r>
-      <w:r>
-        <w:t xml:space="preserve">lookup </w:t>
-      </w:r>
-      <w:r>
-        <w:t xml:space="preserve">tables </w:t>
-      </w:r>
-      <w:r>
-        <w:t xml:space="preserve">for sample and </w:t>
-      </w:r>
-      <w:r>
-        <w:t xml:space="preserve">patient </w:t>
-      </w:r>
-      <w:r>
-        <w:t xml:space="preserve">clinical data </w:t>
-      </w:r>
-      <w:r>
-        <w:t xml:space="preserve">prevent redundancy </w:t>
-      </w:r>
-      <w:r>
-        <w:t xml:space="preserve">and increase maintainability. </w:t>
-      </w:r>
-      <w:r>
-        <w:t xml:space="preserve">External lookup tables </w:t>
-      </w:r>
-      <w:r>
-        <w:t xml:space="preserve">are on an “auto-incrementing” </w:t>
-      </w:r>
-      <w:r>
-        <w:t xml:space="preserve">primary key </w:t>
-      </w:r>
-      <w:r>
-        <w:t xml:space="preserve">so that </w:t>
-      </w:r>
-      <w:r>
-        <w:t xml:space="preserve">new information </w:t>
-      </w:r>
-      <w:r>
-        <w:t xml:space="preserve">can </w:t>
-      </w:r>
-      <w:r>
-        <w:t xml:space="preserve">easily be added to the table. </w:t>
-      </w:r>
-    </w:p>
-    <w:p>
-      <w:r>
-        <w:t xml:space="preserve">The reference </w:t>
-      </w:r>
-      <w:r>
-        <w:t xml:space="preserve">and alternate </w:t>
-      </w:r>
-      <w:r>
-        <w:t xml:space="preserve">alleles </w:t>
-      </w:r>
-      <w:r>
-        <w:t xml:space="preserve">could </w:t>
-      </w:r>
-      <w:r>
-        <w:t xml:space="preserve">technically be </w:t>
-      </w:r>
-      <w:r>
-        <w:t xml:space="preserve">recorded as </w:t>
-      </w:r>
-      <w:r>
-        <w:t>a unique pair</w:t>
-      </w:r>
-      <w:r>
-        <w:t xml:space="preserve">, with an external lookup table. </w:t>
-      </w:r>
-      <w:r>
-        <w:t xml:space="preserve">I did not </w:t>
-      </w:r>
-      <w:r>
-        <w:t xml:space="preserve">choose to implement this. </w:t>
-      </w:r>
-      <w:r>
-        <w:t xml:space="preserve">This would </w:t>
-      </w:r>
-      <w:r>
-        <w:t>prevent redundancy</w:t>
-      </w:r>
-      <w:r>
-        <w:t xml:space="preserve"> but make </w:t>
-      </w:r>
-      <w:r>
-        <w:t>“</w:t>
-      </w:r>
-      <w:r>
-        <w:t>variant</w:t>
-      </w:r>
-      <w:r>
-        <w:t>”</w:t>
-      </w:r>
-      <w:r>
-        <w:t xml:space="preserve"> </w:t>
-      </w:r>
-      <w:r>
-        <w:t>observations</w:t>
-      </w:r>
-      <w:r>
-        <w:t xml:space="preserve"> harder to </w:t>
-      </w:r>
-      <w:r>
-        <w:t xml:space="preserve">obtain useful information when investigating the </w:t>
-      </w:r>
-      <w:r>
-        <w:t xml:space="preserve">variants. </w:t>
-      </w:r>
-    </w:p>
-    <w:p/>
-    <w:p>
+      </w:pPr>
       <w:r>
         <w:rPr>
           <w:i/>
           <w:iCs/>
         </w:rPr>
-        <w:t xml:space="preserve">Normal form and </w:t>
-      </w:r>
-      <w:r>
+        <w:t>Decisions</w:t>
+      </w:r>
+    </w:p>
+    <w:p>
+      <w:r>
+        <w:t xml:space="preserve">The z-score and gene_panel_matrix data along with the meta data were excluded from the database. The patient ID mapping table </w:t>
+      </w:r>
+      <w:r>
+        <w:t>provided</w:t>
+      </w:r>
+      <w:r>
+        <w:t xml:space="preserve"> only contained some samples w</w:t>
+      </w:r>
+      <w:r>
+        <w:t>ith</w:t>
+      </w:r>
+      <w:r>
+        <w:t xml:space="preserve"> an alternate ID. This was included in the database as a separate table </w:t>
+      </w:r>
+      <w:r>
+        <w:t>so</w:t>
+      </w:r>
+      <w:r>
+        <w:t xml:space="preserve"> patients </w:t>
+      </w:r>
+      <w:r>
+        <w:t>can</w:t>
+      </w:r>
+      <w:r>
+        <w:t xml:space="preserve"> be mapped to a separate database</w:t>
+      </w:r>
+      <w:r>
+        <w:t xml:space="preserve">, </w:t>
+      </w:r>
+      <w:r>
+        <w:t>back to the original database</w:t>
+      </w:r>
+      <w:r>
+        <w:t xml:space="preserve">, or dropped if they wish to no longer be included in the study. </w:t>
+      </w:r>
+    </w:p>
+    <w:p/>
+    <w:p>
+      <w:pPr>
         <w:rPr>
           <w:i/>
           <w:iCs/>
         </w:rPr>
+      </w:pPr>
+      <w:r>
+        <w:rPr>
+          <w:i/>
+          <w:iCs/>
+        </w:rPr>
+        <w:t xml:space="preserve">Normal form and </w:t>
+      </w:r>
+      <w:r>
+        <w:rPr>
+          <w:i/>
+          <w:iCs/>
+        </w:rPr>
         <w:t>deviations</w:t>
       </w:r>
     </w:p>
     <w:p>
       <w:r>
-        <w:t xml:space="preserve">TODO: </w:t>
-      </w:r>
-    </w:p>
-    <w:p>
-      <w:pPr>
-        <w:pStyle w:val="ListParagraph"/>
-        <w:numPr>
-          <w:ilvl w:val="0"/>
-          <w:numId w:val="3"/>
-        </w:numPr>
-      </w:pPr>
-      <w:r>
-        <w:t xml:space="preserve">THE </w:t>
-      </w:r>
-      <w:r>
-        <w:t xml:space="preserve">OVERALL SURVIVAL WAS </w:t>
-      </w:r>
-      <w:r>
-        <w:t>RECORDED AS THE WRONG DATA</w:t>
+        <w:t xml:space="preserve">The database was structured to be in 5NF. The external lookup tables for sample and patient clinical data prevent redundancy and increase maintainability. External lookup tables are on an “auto-incrementing” primary key so that new information can easily be added to the table. </w:t>
+      </w:r>
+      <w:r>
+        <w:t xml:space="preserve">The </w:t>
+      </w:r>
+      <w:r>
+        <w:t xml:space="preserve">external lookup tables for the MAF data </w:t>
+      </w:r>
+      <w:r>
+        <w:t xml:space="preserve">decrease storage size, as </w:t>
+      </w:r>
+      <w:r>
+        <w:lastRenderedPageBreak/>
+        <w:t xml:space="preserve">the </w:t>
+      </w:r>
+      <w:r>
+        <w:t>variant class and variant classifications</w:t>
+      </w:r>
+      <w:r>
+        <w:t xml:space="preserve"> are</w:t>
       </w:r>
       <w:r>
         <w:t xml:space="preserve"> </w:t>
       </w:r>
       <w:r>
-        <w:t>TYPE</w:t>
-      </w:r>
-    </w:p>
-    <w:p>
-      <w:pPr>
-        <w:pStyle w:val="ListParagraph"/>
-        <w:numPr>
-          <w:ilvl w:val="1"/>
-          <w:numId w:val="3"/>
-        </w:numPr>
-      </w:pPr>
-      <w:r>
-        <w:t xml:space="preserve">Change the SQL script, generator script, and </w:t>
-      </w:r>
-      <w:r>
-        <w:t>edit the values in the database.</w:t>
+        <w:t xml:space="preserve">longer strings that </w:t>
+      </w:r>
+      <w:r>
+        <w:t xml:space="preserve">would take more storage if </w:t>
+      </w:r>
+      <w:r>
+        <w:t xml:space="preserve">not stored in an external table. </w:t>
+      </w:r>
+    </w:p>
+    <w:p>
+      <w:r>
+        <w:t xml:space="preserve">The reference and alternate alleles could technically be recorded as a unique pair, with an external lookup table. I did not choose to implement this. This would prevent redundancy but make “variant” observations harder to obtain useful information when investigating the variants. The hgvsp_short could also be split into an external lookup table, as it is technically possible for two mutations to have the same effect on the amino acids. However, I deemed this to be unnecessary as these amino acid changes are unlikely to be duplicated, unlikely to be updated,  </w:t>
       </w:r>
     </w:p>
     <w:p>
@@ -1470,6 +931,35 @@
       </w:r>
     </w:p>
     <w:p>
+      <w:r>
+        <w:t>Ref</w:t>
+      </w:r>
+      <w:r>
+        <w:t xml:space="preserve">er to either the </w:t>
+      </w:r>
+      <w:r>
+        <w:t>Microsoft</w:t>
+      </w:r>
+      <w:r>
+        <w:t xml:space="preserve"> Excel or </w:t>
+      </w:r>
+      <w:r>
+        <w:t xml:space="preserve">the </w:t>
+      </w:r>
+      <w:r>
+        <w:t xml:space="preserve">markdown file </w:t>
+      </w:r>
+      <w:r>
+        <w:t xml:space="preserve">for </w:t>
+      </w:r>
+      <w:r>
+        <w:t>column types</w:t>
+      </w:r>
+      <w:r>
+        <w:t xml:space="preserve"> and data definitions. </w:t>
+      </w:r>
+    </w:p>
+    <w:p>
       <w:pPr>
         <w:rPr>
           <w:b/>
@@ -1478,33 +968,25 @@
       </w:pPr>
     </w:p>
     <w:p>
-      <w:pPr>
+      <w:r>
         <w:rPr>
           <w:b/>
           <w:bCs/>
         </w:rPr>
-      </w:pPr>
-    </w:p>
-    <w:p>
+        <w:t xml:space="preserve">Creating SQL </w:t>
+      </w:r>
       <w:r>
         <w:rPr>
           <w:b/>
           <w:bCs/>
         </w:rPr>
-        <w:t xml:space="preserve">Creating SQL </w:t>
+        <w:t>s</w:t>
       </w:r>
       <w:r>
         <w:rPr>
           <w:b/>
           <w:bCs/>
         </w:rPr>
-        <w:t>s</w:t>
-      </w:r>
-      <w:r>
-        <w:rPr>
-          <w:b/>
-          <w:bCs/>
-        </w:rPr>
         <w:t>cripts</w:t>
       </w:r>
     </w:p>
@@ -1519,14 +1001,12 @@
         <w:t xml:space="preserve">SU2C data from </w:t>
       </w:r>
       <w:hyperlink r:id="rId7" w:history="1">
-        <w:proofErr w:type="spellStart"/>
         <w:r>
           <w:rPr>
             <w:rStyle w:val="Hyperlink"/>
           </w:rPr>
           <w:t>cBioPortal</w:t>
         </w:r>
-        <w:proofErr w:type="spellEnd"/>
       </w:hyperlink>
       <w:r>
         <w:t>,</w:t>
@@ -1578,49 +1058,169 @@
         <w:t>a</w:t>
       </w:r>
       <w:r>
-        <w:t xml:space="preserve"> Python script,</w:t>
+        <w:t xml:space="preserve"> Python script</w:t>
+      </w:r>
+      <w:r>
+        <w:t xml:space="preserve">, </w:t>
+      </w:r>
+      <w:r>
+        <w:t xml:space="preserve">the </w:t>
+      </w:r>
+      <w:r>
+        <w:t xml:space="preserve">corresponding </w:t>
+      </w:r>
+      <w:r>
+        <w:t xml:space="preserve">SQL </w:t>
+      </w:r>
+      <w:r>
+        <w:t>insert</w:t>
+      </w:r>
+      <w:r>
+        <w:t xml:space="preserve"> script</w:t>
       </w:r>
       <w:r>
         <w:t xml:space="preserve"> </w:t>
       </w:r>
       <w:r>
-        <w:t xml:space="preserve">in the same directory as the data, </w:t>
+        <w:t>was</w:t>
+      </w:r>
+      <w:r>
+        <w:t xml:space="preserve"> generated </w:t>
+      </w:r>
+      <w:r>
+        <w:t xml:space="preserve">for use </w:t>
+      </w:r>
+      <w:r>
+        <w:t>to</w:t>
+      </w:r>
+      <w:r>
+        <w:t xml:space="preserve"> automatically</w:t>
+      </w:r>
+      <w:r>
+        <w:t xml:space="preserve"> perform relevant subqueries in the appropriate look-up tables and </w:t>
+      </w:r>
+      <w:r>
+        <w:t>populate the database</w:t>
+      </w:r>
+      <w:r>
+        <w:t xml:space="preserve">. </w:t>
+      </w:r>
+      <w:r>
+        <w:t xml:space="preserve">The mRNA_capture and mRNA_polyA </w:t>
+      </w:r>
+      <w:r>
+        <w:t xml:space="preserve">fpkm </w:t>
+      </w:r>
+      <w:r>
+        <w:t xml:space="preserve">data are processed in the same script </w:t>
+      </w:r>
+      <w:r>
+        <w:t xml:space="preserve">since both follow the same </w:t>
+      </w:r>
+      <w:r>
+        <w:t xml:space="preserve">logic and schema. </w:t>
+      </w:r>
+      <w:r>
+        <w:t xml:space="preserve">Two </w:t>
+      </w:r>
+      <w:r>
+        <w:t>SQL</w:t>
+      </w:r>
+      <w:r>
+        <w:t xml:space="preserve"> scripts </w:t>
+      </w:r>
+      <w:r>
+        <w:t xml:space="preserve">will be </w:t>
+      </w:r>
+      <w:r>
+        <w:t>generated from the one Python generator script.</w:t>
+      </w:r>
+      <w:r>
+        <w:t xml:space="preserve"> </w:t>
+      </w:r>
+    </w:p>
+    <w:p/>
+    <w:p>
+      <w:r>
+        <w:t xml:space="preserve">The MAF file is used to </w:t>
+      </w:r>
+      <w:r>
+        <w:t>initially</w:t>
+      </w:r>
+      <w:r>
+        <w:t xml:space="preserve"> create </w:t>
+      </w:r>
+      <w:r>
+        <w:t xml:space="preserve">the geneInfo table, </w:t>
+      </w:r>
+      <w:r>
+        <w:t xml:space="preserve">storing </w:t>
+      </w:r>
+      <w:r>
+        <w:t>H</w:t>
+      </w:r>
+      <w:r>
+        <w:t xml:space="preserve">ugo symbols and corresponding </w:t>
+      </w:r>
+      <w:r>
+        <w:t>Entrez</w:t>
+      </w:r>
+      <w:r>
+        <w:t xml:space="preserve"> </w:t>
+      </w:r>
+      <w:r>
+        <w:t>ID pairs</w:t>
+      </w:r>
+      <w:r>
+        <w:t>.</w:t>
+      </w:r>
+      <w:r>
+        <w:t xml:space="preserve"> After</w:t>
+      </w:r>
+      <w:r>
+        <w:t>w</w:t>
+      </w:r>
+      <w:r>
+        <w:t>ards, when the</w:t>
+      </w:r>
+      <w:r>
+        <w:t xml:space="preserve"> </w:t>
+      </w:r>
+      <w:r>
+        <w:t>FPKM</w:t>
+      </w:r>
+      <w:r>
+        <w:t xml:space="preserve"> expression data</w:t>
+      </w:r>
+      <w:r>
+        <w:t xml:space="preserve"> </w:t>
+      </w:r>
+      <w:r>
+        <w:t xml:space="preserve">is generated, </w:t>
       </w:r>
       <w:r>
         <w:t xml:space="preserve">the </w:t>
       </w:r>
       <w:r>
-        <w:t xml:space="preserve">corresponding </w:t>
-      </w:r>
-      <w:r>
-        <w:t xml:space="preserve">SQL </w:t>
-      </w:r>
-      <w:r>
-        <w:t>insert</w:t>
-      </w:r>
-      <w:r>
-        <w:t xml:space="preserve"> script</w:t>
-      </w:r>
-      <w:r>
-        <w:t xml:space="preserve"> </w:t>
-      </w:r>
-      <w:r>
-        <w:t>was</w:t>
-      </w:r>
-      <w:r>
-        <w:t xml:space="preserve"> generated </w:t>
-      </w:r>
-      <w:r>
-        <w:t xml:space="preserve">for use </w:t>
-      </w:r>
-      <w:r>
-        <w:t xml:space="preserve">to populate the </w:t>
-      </w:r>
-      <w:r>
-        <w:t>d</w:t>
-      </w:r>
-      <w:r>
-        <w:t>atab</w:t>
+        <w:t>SQL</w:t>
+      </w:r>
+      <w:r>
+        <w:t xml:space="preserve"> is structured so that it will try </w:t>
+      </w:r>
+      <w:r>
+        <w:t>to</w:t>
+      </w:r>
+      <w:r>
+        <w:t xml:space="preserve"> map to an existing </w:t>
+      </w:r>
+      <w:r>
+        <w:t>H</w:t>
+      </w:r>
+      <w:r>
+        <w:t>ugo symbol</w:t>
+      </w:r>
+      <w:r>
+        <w:t xml:space="preserve"> in the datab</w:t>
       </w:r>
       <w:r>
         <w:t>a</w:t>
@@ -1629,149 +1229,6 @@
         <w:t xml:space="preserve">se. </w:t>
       </w:r>
       <w:r>
-        <w:t xml:space="preserve">The </w:t>
-      </w:r>
-      <w:proofErr w:type="spellStart"/>
-      <w:r>
-        <w:t>mRNA_capture</w:t>
-      </w:r>
-      <w:proofErr w:type="spellEnd"/>
-      <w:r>
-        <w:t xml:space="preserve"> and </w:t>
-      </w:r>
-      <w:proofErr w:type="spellStart"/>
-      <w:r>
-        <w:t>mRNA_polyA</w:t>
-      </w:r>
-      <w:proofErr w:type="spellEnd"/>
-      <w:r>
-        <w:t xml:space="preserve"> </w:t>
-      </w:r>
-      <w:proofErr w:type="spellStart"/>
-      <w:r>
-        <w:t>fpkm</w:t>
-      </w:r>
-      <w:proofErr w:type="spellEnd"/>
-      <w:r>
-        <w:t xml:space="preserve"> </w:t>
-      </w:r>
-      <w:r>
-        <w:t xml:space="preserve">data are processed in the same script </w:t>
-      </w:r>
-      <w:r>
-        <w:t xml:space="preserve">since both follow the same </w:t>
-      </w:r>
-      <w:r>
-        <w:t xml:space="preserve">logic and schema. </w:t>
-      </w:r>
-      <w:r>
-        <w:t xml:space="preserve">Two </w:t>
-      </w:r>
-      <w:r>
-        <w:t>SQL</w:t>
-      </w:r>
-      <w:r>
-        <w:t xml:space="preserve"> scripts </w:t>
-      </w:r>
-      <w:r>
-        <w:t xml:space="preserve">will be </w:t>
-      </w:r>
-      <w:r>
-        <w:t>generated from the one Python generator script.</w:t>
-      </w:r>
-      <w:r>
-        <w:t xml:space="preserve"> </w:t>
-      </w:r>
-    </w:p>
-    <w:p/>
-    <w:p>
-      <w:r>
-        <w:t xml:space="preserve">The MAF file is used to </w:t>
-      </w:r>
-      <w:r>
-        <w:t>initially</w:t>
-      </w:r>
-      <w:r>
-        <w:t xml:space="preserve"> create </w:t>
-      </w:r>
-      <w:r>
-        <w:t xml:space="preserve">the </w:t>
-      </w:r>
-      <w:proofErr w:type="spellStart"/>
-      <w:r>
-        <w:t>geneInfo</w:t>
-      </w:r>
-      <w:proofErr w:type="spellEnd"/>
-      <w:r>
-        <w:t xml:space="preserve"> table, </w:t>
-      </w:r>
-      <w:r>
-        <w:t xml:space="preserve">storing </w:t>
-      </w:r>
-      <w:r>
-        <w:t>H</w:t>
-      </w:r>
-      <w:r>
-        <w:t xml:space="preserve">ugo symbols and corresponding </w:t>
-      </w:r>
-      <w:r>
-        <w:t>Entrez</w:t>
-      </w:r>
-      <w:r>
-        <w:t xml:space="preserve"> </w:t>
-      </w:r>
-      <w:r>
-        <w:t>ID pairs</w:t>
-      </w:r>
-      <w:r>
-        <w:t>.</w:t>
-      </w:r>
-      <w:r>
-        <w:t xml:space="preserve"> After</w:t>
-      </w:r>
-      <w:r>
-        <w:t>w</w:t>
-      </w:r>
-      <w:r>
-        <w:t>ards, when the expression data</w:t>
-      </w:r>
-      <w:r>
-        <w:t xml:space="preserve"> </w:t>
-      </w:r>
-      <w:r>
-        <w:t xml:space="preserve">is generated, </w:t>
-      </w:r>
-      <w:r>
-        <w:t xml:space="preserve">the </w:t>
-      </w:r>
-      <w:r>
-        <w:t>SQL</w:t>
-      </w:r>
-      <w:r>
-        <w:t xml:space="preserve"> is structured so that it will try </w:t>
-      </w:r>
-      <w:r>
-        <w:t>to</w:t>
-      </w:r>
-      <w:r>
-        <w:t xml:space="preserve"> map to an existing </w:t>
-      </w:r>
-      <w:r>
-        <w:t>H</w:t>
-      </w:r>
-      <w:r>
-        <w:t>ugo symbol</w:t>
-      </w:r>
-      <w:r>
-        <w:t xml:space="preserve"> in the datab</w:t>
-      </w:r>
-      <w:r>
-        <w:t>a</w:t>
-      </w:r>
-      <w:r>
-        <w:t xml:space="preserve">se. </w:t>
-      </w:r>
-      <w:r>
         <w:t xml:space="preserve">If no </w:t>
       </w:r>
       <w:r>
@@ -1781,13 +1238,8 @@
         <w:t xml:space="preserve">, the </w:t>
       </w:r>
       <w:r>
-        <w:t xml:space="preserve">inserter will create a new entry in the </w:t>
-      </w:r>
-      <w:proofErr w:type="spellStart"/>
-      <w:r>
-        <w:t>geneInfo</w:t>
-      </w:r>
-      <w:proofErr w:type="spellEnd"/>
+        <w:t>inserter will create a new entry in the geneInfo</w:t>
+      </w:r>
       <w:r>
         <w:t xml:space="preserve"> with the </w:t>
       </w:r>
@@ -1841,15 +1293,7 @@
         <w:t xml:space="preserve">populate the database is to </w:t>
       </w:r>
       <w:r>
-        <w:t>run the “</w:t>
-      </w:r>
-      <w:proofErr w:type="spellStart"/>
-      <w:r>
-        <w:t>mydump.sql</w:t>
-      </w:r>
-      <w:proofErr w:type="spellEnd"/>
-      <w:r>
-        <w:t>” file</w:t>
+        <w:t>run the “mydump.sql” file</w:t>
       </w:r>
       <w:r>
         <w:t xml:space="preserve">. </w:t>
@@ -1867,7 +1311,7 @@
         <w:t xml:space="preserve">populate it without </w:t>
       </w:r>
       <w:r>
-        <w:t xml:space="preserve">having to do extensive subqueries </w:t>
+        <w:t xml:space="preserve">extensive subqueries </w:t>
       </w:r>
       <w:r>
         <w:t xml:space="preserve">and </w:t>
@@ -1888,7 +1332,19 @@
         <w:t xml:space="preserve">ficient </w:t>
       </w:r>
       <w:r>
-        <w:t>inserts. Alterna</w:t>
+        <w:t>inserts</w:t>
+      </w:r>
+      <w:r>
+        <w:t xml:space="preserve"> that</w:t>
+      </w:r>
+      <w:r>
+        <w:t xml:space="preserve"> were generated in the initial SQL</w:t>
+      </w:r>
+      <w:r>
+        <w:t xml:space="preserve"> scripts</w:t>
+      </w:r>
+      <w:r>
+        <w:t>. Alterna</w:t>
       </w:r>
       <w:r>
         <w:t>t</w:t>
@@ -1900,7 +1356,11 @@
         <w:t xml:space="preserve">one </w:t>
       </w:r>
       <w:r>
-        <w:t xml:space="preserve">can run the </w:t>
+        <w:t xml:space="preserve">can run </w:t>
+      </w:r>
+      <w:r>
+        <w:lastRenderedPageBreak/>
+        <w:t xml:space="preserve">the </w:t>
       </w:r>
       <w:r>
         <w:t xml:space="preserve">SQL scripts </w:t>
@@ -1972,7 +1432,13 @@
         <w:t>and run them from the command line</w:t>
       </w:r>
       <w:r>
-        <w:t xml:space="preserve"> one by one.</w:t>
+        <w:t xml:space="preserve"> one by one</w:t>
+      </w:r>
+      <w:r>
+        <w:t xml:space="preserve"> automatically</w:t>
+      </w:r>
+      <w:r>
+        <w:t>.</w:t>
       </w:r>
       <w:r>
         <w:t xml:space="preserve"> If the SQL files are not found, </w:t>
@@ -2032,10 +1498,7 @@
         <w:t xml:space="preserve">. </w:t>
       </w:r>
       <w:r>
-        <w:t>As</w:t>
-      </w:r>
-      <w:r>
-        <w:t xml:space="preserve"> SQL scripts should be run </w:t>
+        <w:t xml:space="preserve">SQL scripts should be run </w:t>
       </w:r>
       <w:r>
         <w:t>as</w:t>
@@ -2053,23 +1516,34 @@
         <w:t>0</w:t>
       </w:r>
       <w:r>
-        <w:t xml:space="preserve">, refer to </w:t>
-      </w:r>
-      <w:r>
-        <w:lastRenderedPageBreak/>
+        <w:t>.</w:t>
+      </w:r>
+      <w:r>
+        <w:t xml:space="preserve"> </w:t>
+      </w:r>
+      <w:r>
+        <w:t>R</w:t>
+      </w:r>
+      <w:r>
+        <w:t xml:space="preserve">efer to </w:t>
+      </w:r>
+      <w:r>
         <w:t xml:space="preserve">the script_execution.md file </w:t>
       </w:r>
       <w:r>
-        <w:t>for</w:t>
-      </w:r>
-      <w:r>
-        <w:t xml:space="preserve"> more details</w:t>
+        <w:t xml:space="preserve">for the ordered list of </w:t>
+      </w:r>
+      <w:r>
+        <w:t>the execution order</w:t>
       </w:r>
       <w:r>
         <w:t xml:space="preserve">. </w:t>
       </w:r>
       <w:r>
-        <w:t>Alternatively, to populate the datab</w:t>
+        <w:t>Preferably</w:t>
+      </w:r>
+      <w:r>
+        <w:t>, to populate the datab</w:t>
       </w:r>
       <w:r>
         <w:t>a</w:t>
@@ -2081,15 +1555,7 @@
         <w:t xml:space="preserve">run the </w:t>
       </w:r>
       <w:r>
-        <w:t>“</w:t>
-      </w:r>
-      <w:proofErr w:type="spellStart"/>
-      <w:r>
-        <w:t>mydump.sql</w:t>
-      </w:r>
-      <w:proofErr w:type="spellEnd"/>
-      <w:r>
-        <w:t xml:space="preserve">” file </w:t>
+        <w:t xml:space="preserve">“mydump.sql” file </w:t>
       </w:r>
       <w:r>
         <w:t xml:space="preserve">to </w:t>
@@ -2133,6 +1599,13 @@
                 <w:bCs/>
               </w:rPr>
             </w:pPr>
+            <w:r>
+              <w:rPr>
+                <w:b/>
+                <w:bCs/>
+              </w:rPr>
+              <w:t xml:space="preserve">Python </w:t>
+            </w:r>
             <w:r>
               <w:rPr>
                 <w:b/>
@@ -2229,15 +1702,7 @@
           </w:tcPr>
           <w:p>
             <w:r>
-              <w:t xml:space="preserve">Converts the </w:t>
-            </w:r>
-            <w:proofErr w:type="spellStart"/>
-            <w:r>
-              <w:t>data_mutation</w:t>
-            </w:r>
-            <w:proofErr w:type="spellEnd"/>
-            <w:r>
-              <w:t xml:space="preserve"> </w:t>
+              <w:t xml:space="preserve">Converts the data_mutation </w:t>
             </w:r>
             <w:r>
               <w:t xml:space="preserve">file to </w:t>
@@ -2252,15 +1717,7 @@
               <w:t xml:space="preserve">the variant, observation, </w:t>
             </w:r>
             <w:r>
-              <w:t xml:space="preserve">and </w:t>
-            </w:r>
-            <w:proofErr w:type="spellStart"/>
-            <w:r>
-              <w:t>geneInfo</w:t>
-            </w:r>
-            <w:proofErr w:type="spellEnd"/>
-            <w:r>
-              <w:t xml:space="preserve"> tables </w:t>
+              <w:t xml:space="preserve">and geneInfo tables </w:t>
             </w:r>
             <w:r>
               <w:t xml:space="preserve">with mutation data. </w:t>
@@ -2285,23 +1742,7 @@
           </w:tcPr>
           <w:p>
             <w:r>
-              <w:t xml:space="preserve">Converts the </w:t>
-            </w:r>
-            <w:proofErr w:type="spellStart"/>
-            <w:r>
-              <w:t>mrna_poly</w:t>
-            </w:r>
-            <w:proofErr w:type="spellEnd"/>
-            <w:r>
-              <w:t xml:space="preserve"> and </w:t>
-            </w:r>
-            <w:proofErr w:type="spellStart"/>
-            <w:r>
-              <w:t>mrna_capture</w:t>
-            </w:r>
-            <w:proofErr w:type="spellEnd"/>
-            <w:r>
-              <w:t xml:space="preserve"> data </w:t>
+              <w:t xml:space="preserve">Converts the mrna_poly and mrna_capture data </w:t>
             </w:r>
             <w:r>
               <w:t xml:space="preserve">from wide to long form and </w:t>
@@ -2335,15 +1776,7 @@
           </w:tcPr>
           <w:p>
             <w:r>
-              <w:t xml:space="preserve">Converts the </w:t>
-            </w:r>
-            <w:proofErr w:type="spellStart"/>
-            <w:r>
-              <w:t>data_cna</w:t>
-            </w:r>
-            <w:proofErr w:type="spellEnd"/>
-            <w:r>
-              <w:t xml:space="preserve"> data </w:t>
+              <w:t xml:space="preserve">Converts the data_cna data </w:t>
             </w:r>
             <w:r>
               <w:t xml:space="preserve">from </w:t>
@@ -2388,6 +1821,51 @@
       <w:r>
         <w:t xml:space="preserve">inconsistency of data reporting. For a more complete picture of the patients, </w:t>
       </w:r>
+      <w:r>
+        <w:t>as this is a measure often used in prostate cancer.</w:t>
+      </w:r>
+      <w:r>
+        <w:t xml:space="preserve"> The z-score</w:t>
+      </w:r>
+      <w:r>
+        <w:t xml:space="preserve"> data</w:t>
+      </w:r>
+      <w:r>
+        <w:t xml:space="preserve"> were not included </w:t>
+      </w:r>
+      <w:r>
+        <w:t>in the datab</w:t>
+      </w:r>
+      <w:r>
+        <w:t xml:space="preserve">ase, which provides a measure of how </w:t>
+      </w:r>
+      <w:r>
+        <w:t xml:space="preserve">statistically significant a gene was expressed across samples. </w:t>
+      </w:r>
+      <w:r>
+        <w:t xml:space="preserve">Since this was not included, </w:t>
+      </w:r>
+      <w:r>
+        <w:t>downstream</w:t>
+      </w:r>
+      <w:r>
+        <w:t xml:space="preserve"> analysis is </w:t>
+      </w:r>
+      <w:r>
+        <w:t xml:space="preserve">required to </w:t>
+      </w:r>
+      <w:r>
+        <w:t>determine what genes are</w:t>
+      </w:r>
+      <w:r>
+        <w:t xml:space="preserve"> significantly</w:t>
+      </w:r>
+      <w:r>
+        <w:t xml:space="preserve"> differentially expressed.</w:t>
+      </w:r>
+      <w:r>
+        <w:t xml:space="preserve"> </w:t>
+      </w:r>
     </w:p>
     <w:p>
       <w:pPr>
@@ -2435,7 +1913,31 @@
         <w:t>tie things together, linking both columns</w:t>
       </w:r>
       <w:r>
-        <w:t xml:space="preserve">. </w:t>
+        <w:t xml:space="preserve"> together. </w:t>
+      </w:r>
+      <w:r>
+        <w:t xml:space="preserve">Additionally, z-score </w:t>
+      </w:r>
+      <w:r>
+        <w:t xml:space="preserve">information or </w:t>
+      </w:r>
+      <w:r>
+        <w:t xml:space="preserve">differential expression analysis results could be </w:t>
+      </w:r>
+      <w:r>
+        <w:t xml:space="preserve">uploaded </w:t>
+      </w:r>
+      <w:r>
+        <w:t xml:space="preserve">to make it easier to </w:t>
+      </w:r>
+      <w:r>
+        <w:t xml:space="preserve">analyze </w:t>
+      </w:r>
+      <w:r>
+        <w:t xml:space="preserve">what genes are altered in cancer </w:t>
+      </w:r>
+      <w:r>
+        <w:t>and the corresponding effects.</w:t>
       </w:r>
     </w:p>
     <w:sectPr>
